--- a/powerbi_logistica/IA_CODIGO.docx
+++ b/powerbi_logistica/IA_CODIGO.docx
@@ -256,7 +256,7 @@
           <w:sz w:val="25"/>
           <w:szCs w:val="25"/>
         </w:rPr>
-        <w:t xml:space="preserve">1. Ferramenta utilizada</w:t>
+        <w:t xml:space="preserve">1. Ferramentas utilizadas</w:t>
       </w:r>
     </w:p>
     <w:tbl>
@@ -272,8 +272,8 @@
         </w:tblBorders>
       </w:tblPr>
       <w:tblGrid>
-        <w:gridCol w:w="3000"/>
-        <w:gridCol w:w="5600"/>
+        <w:gridCol w:w="2300"/>
+        <w:gridCol w:w="6300"/>
         <w:gridCol w:w="1266"/>
       </w:tblGrid>
       <w:tr>
@@ -283,7 +283,7 @@
         </w:trPr>
         <w:tc>
           <w:tcPr>
-            <w:tcW w:type="dxa" w:w="3000"/>
+            <w:tcW w:type="dxa" w:w="2300"/>
             <w:tcBorders>
               <w:top w:val="single" w:color="BFBFBF" w:sz="4"/>
               <w:left w:val="single" w:color="BFBFBF" w:sz="4"/>
@@ -319,7 +319,7 @@
         </w:tc>
         <w:tc>
           <w:tcPr>
-            <w:tcW w:type="dxa" w:w="5600"/>
+            <w:tcW w:type="dxa" w:w="6300"/>
             <w:tcBorders>
               <w:top w:val="single" w:color="BFBFBF" w:sz="4"/>
               <w:left w:val="single" w:color="BFBFBF" w:sz="4"/>
@@ -397,24 +397,24 @@
         </w:trPr>
         <w:tc>
           <w:tcPr>
-            <w:tcW w:type="dxa" w:w="3000"/>
-            <w:tcBorders>
-              <w:top w:val="single" w:color="BFBFBF" w:sz="4"/>
-              <w:left w:val="single" w:color="BFBFBF" w:sz="4"/>
-              <w:bottom w:val="single" w:color="BFBFBF" w:sz="4"/>
-              <w:right w:val="single" w:color="BFBFBF" w:sz="4"/>
-            </w:tcBorders>
-            <w:tcMar>
-              <w:top w:type="dxa" w:w="25"/>
-              <w:left w:type="dxa" w:w="70"/>
-              <w:bottom w:type="dxa" w:w="25"/>
-              <w:right w:type="dxa" w:w="70"/>
-            </w:tcMar>
-            <w:vAlign w:val="center"/>
-          </w:tcPr>
-          <w:p>
-            <w:pPr>
-              <w:keepNext w:val="false"/>
+            <w:tcW w:type="dxa" w:w="2300"/>
+            <w:tcBorders>
+              <w:top w:val="single" w:color="BFBFBF" w:sz="4"/>
+              <w:left w:val="single" w:color="BFBFBF" w:sz="4"/>
+              <w:bottom w:val="single" w:color="BFBFBF" w:sz="4"/>
+              <w:right w:val="single" w:color="BFBFBF" w:sz="4"/>
+            </w:tcBorders>
+            <w:tcMar>
+              <w:top w:type="dxa" w:w="25"/>
+              <w:left w:type="dxa" w:w="70"/>
+              <w:bottom w:type="dxa" w:w="25"/>
+              <w:right w:type="dxa" w:w="70"/>
+            </w:tcMar>
+            <w:vAlign w:val="center"/>
+          </w:tcPr>
+          <w:p>
+            <w:pPr>
+              <w:keepNext/>
               <w:spacing w:after="0" w:line="240"/>
               <w:jc w:val="left"/>
             </w:pPr>
@@ -426,15 +426,15 @@
                 <w:sz w:val="16"/>
                 <w:szCs w:val="16"/>
               </w:rPr>
-              <w:t xml:space="preserve">Claude</w:t>
-            </w:r>
-            <w:r>
-              <w:rPr>
-                <w:rFonts w:ascii="Calibri" w:cs="Calibri" w:eastAsia="Calibri" w:hAnsi="Calibri"/>
-                <w:sz w:val="16"/>
-                <w:szCs w:val="16"/>
-              </w:rPr>
-              <w:t xml:space="preserve"> (Anthropic), em modo de assistente de código e análise (Claude Code, claude.ai/code) </w:t>
+              <w:t xml:space="preserve">ChatGPT</w:t>
+            </w:r>
+            <w:r>
+              <w:rPr>
+                <w:rFonts w:ascii="Calibri" w:cs="Calibri" w:eastAsia="Calibri" w:hAnsi="Calibri"/>
+                <w:sz w:val="16"/>
+                <w:szCs w:val="16"/>
+              </w:rPr>
+              <w:t xml:space="preserve"> (OpenAI) </w:t>
             </w:r>
             <w:r>
               <w:rPr>
@@ -443,41 +443,33 @@
                 <w:szCs w:val="16"/>
                 <w:shd w:fill="FFF200" w:color="auto" w:val="clear"/>
               </w:rPr>
-              <w:t xml:space="preserve">[modelo/versão, se aplicável]</w:t>
-            </w:r>
-          </w:p>
-        </w:tc>
-        <w:tc>
-          <w:tcPr>
-            <w:tcW w:type="dxa" w:w="5600"/>
-            <w:tcBorders>
-              <w:top w:val="single" w:color="BFBFBF" w:sz="4"/>
-              <w:left w:val="single" w:color="BFBFBF" w:sz="4"/>
-              <w:bottom w:val="single" w:color="BFBFBF" w:sz="4"/>
-              <w:right w:val="single" w:color="BFBFBF" w:sz="4"/>
-            </w:tcBorders>
-            <w:tcMar>
-              <w:top w:type="dxa" w:w="25"/>
-              <w:left w:type="dxa" w:w="70"/>
-              <w:bottom w:type="dxa" w:w="25"/>
-              <w:right w:type="dxa" w:w="70"/>
-            </w:tcMar>
-            <w:vAlign w:val="center"/>
-          </w:tcPr>
-          <w:p>
-            <w:pPr>
-              <w:keepNext w:val="false"/>
-              <w:spacing w:after="0" w:line="240"/>
-              <w:jc w:val="left"/>
-            </w:pPr>
-            <w:r>
-              <w:rPr>
-                <w:rFonts w:ascii="Calibri" w:cs="Calibri" w:eastAsia="Calibri" w:hAnsi="Calibri"/>
-                <w:sz w:val="16"/>
-                <w:szCs w:val="16"/>
-              </w:rPr>
-              <w:t xml:space="preserve">Leitura do enunciado; auditoria dos 9 ficheiros CSV; desenho do modelo e das medidas DAX/Power Query; aprendizagem do visual Key Influencers; cálculos </w:t>
-            </w:r>
+              <w:t xml:space="preserve">[modelo/versão]</w:t>
+            </w:r>
+          </w:p>
+        </w:tc>
+        <w:tc>
+          <w:tcPr>
+            <w:tcW w:type="dxa" w:w="6300"/>
+            <w:tcBorders>
+              <w:top w:val="single" w:color="BFBFBF" w:sz="4"/>
+              <w:left w:val="single" w:color="BFBFBF" w:sz="4"/>
+              <w:bottom w:val="single" w:color="BFBFBF" w:sz="4"/>
+              <w:right w:val="single" w:color="BFBFBF" w:sz="4"/>
+            </w:tcBorders>
+            <w:tcMar>
+              <w:top w:type="dxa" w:w="25"/>
+              <w:left w:type="dxa" w:w="70"/>
+              <w:bottom w:type="dxa" w:w="25"/>
+              <w:right w:type="dxa" w:w="70"/>
+            </w:tcMar>
+            <w:vAlign w:val="center"/>
+          </w:tcPr>
+          <w:p>
+            <w:pPr>
+              <w:keepNext/>
+              <w:spacing w:after="0" w:line="240"/>
+              <w:jc w:val="left"/>
+            </w:pPr>
             <w:r>
               <w:rPr>
                 <w:rFonts w:ascii="Calibri" w:cs="Calibri" w:eastAsia="Calibri" w:hAnsi="Calibri"/>
@@ -486,15 +478,15 @@
                 <w:sz w:val="16"/>
                 <w:szCs w:val="16"/>
               </w:rPr>
-              <w:t xml:space="preserve">independentes de conferência</w:t>
-            </w:r>
-            <w:r>
-              <w:rPr>
-                <w:rFonts w:ascii="Calibri" w:cs="Calibri" w:eastAsia="Calibri" w:hAnsi="Calibri"/>
-                <w:sz w:val="16"/>
-                <w:szCs w:val="16"/>
-              </w:rPr>
-              <w:t xml:space="preserve"> (Python, SQL); rascunho da nota executiva.</w:t>
+              <w:t xml:space="preserve">Questão 9:</w:t>
+            </w:r>
+            <w:r>
+              <w:rPr>
+                <w:rFonts w:ascii="Calibri" w:cs="Calibri" w:eastAsia="Calibri" w:hAnsi="Calibri"/>
+                <w:sz w:val="16"/>
+                <w:szCs w:val="16"/>
+              </w:rPr>
+              <w:t xml:space="preserve"> aprender o visual Key Influencers, perceber como o configurar para as entregas atrasadas e que variáveis excluir por fuga de informação.</w:t>
             </w:r>
           </w:p>
         </w:tc>
@@ -517,8 +509,151 @@
           </w:tcPr>
           <w:p>
             <w:pPr>
+              <w:keepNext/>
+              <w:spacing w:after="0" w:line="240"/>
+              <w:jc w:val="center"/>
+            </w:pPr>
+            <w:r>
+              <w:rPr>
+                <w:rFonts w:ascii="Calibri" w:cs="Calibri" w:eastAsia="Calibri" w:hAnsi="Calibri"/>
+                <w:sz w:val="16"/>
+                <w:szCs w:val="16"/>
+                <w:shd w:fill="FFF200" w:color="auto" w:val="clear"/>
+              </w:rPr>
+              <w:t xml:space="preserve">[dd/mm/aaaa]</w:t>
+            </w:r>
+          </w:p>
+        </w:tc>
+      </w:tr>
+      <w:tr>
+        <w:trPr>
+          <w:cantSplit/>
+          <w:tblHeader w:val="false"/>
+        </w:trPr>
+        <w:tc>
+          <w:tcPr>
+            <w:tcW w:type="dxa" w:w="2300"/>
+            <w:tcBorders>
+              <w:top w:val="single" w:color="BFBFBF" w:sz="4"/>
+              <w:left w:val="single" w:color="BFBFBF" w:sz="4"/>
+              <w:bottom w:val="single" w:color="BFBFBF" w:sz="4"/>
+              <w:right w:val="single" w:color="BFBFBF" w:sz="4"/>
+            </w:tcBorders>
+            <w:tcMar>
+              <w:top w:type="dxa" w:w="25"/>
+              <w:left w:type="dxa" w:w="70"/>
+              <w:bottom w:type="dxa" w:w="25"/>
+              <w:right w:type="dxa" w:w="70"/>
+            </w:tcMar>
+            <w:vAlign w:val="center"/>
+          </w:tcPr>
+          <w:p>
+            <w:pPr>
               <w:keepNext w:val="false"/>
               <w:spacing w:after="0" w:line="240"/>
+              <w:jc w:val="left"/>
+            </w:pPr>
+            <w:r>
+              <w:rPr>
+                <w:rFonts w:ascii="Calibri" w:cs="Calibri" w:eastAsia="Calibri" w:hAnsi="Calibri"/>
+                <w:b/>
+                <w:bCs/>
+                <w:sz w:val="16"/>
+                <w:szCs w:val="16"/>
+              </w:rPr>
+              <w:t xml:space="preserve">Claude</w:t>
+            </w:r>
+            <w:r>
+              <w:rPr>
+                <w:rFonts w:ascii="Calibri" w:cs="Calibri" w:eastAsia="Calibri" w:hAnsi="Calibri"/>
+                <w:sz w:val="16"/>
+                <w:szCs w:val="16"/>
+              </w:rPr>
+              <w:t xml:space="preserve"> (Anthropic) </w:t>
+            </w:r>
+            <w:r>
+              <w:rPr>
+                <w:rFonts w:ascii="Calibri" w:cs="Calibri" w:eastAsia="Calibri" w:hAnsi="Calibri"/>
+                <w:sz w:val="16"/>
+                <w:szCs w:val="16"/>
+                <w:shd w:fill="FFF200" w:color="auto" w:val="clear"/>
+              </w:rPr>
+              <w:t xml:space="preserve">[modelo/versão]</w:t>
+            </w:r>
+          </w:p>
+        </w:tc>
+        <w:tc>
+          <w:tcPr>
+            <w:tcW w:type="dxa" w:w="6300"/>
+            <w:tcBorders>
+              <w:top w:val="single" w:color="BFBFBF" w:sz="4"/>
+              <w:left w:val="single" w:color="BFBFBF" w:sz="4"/>
+              <w:bottom w:val="single" w:color="BFBFBF" w:sz="4"/>
+              <w:right w:val="single" w:color="BFBFBF" w:sz="4"/>
+            </w:tcBorders>
+            <w:tcMar>
+              <w:top w:type="dxa" w:w="25"/>
+              <w:left w:type="dxa" w:w="70"/>
+              <w:bottom w:type="dxa" w:w="25"/>
+              <w:right w:type="dxa" w:w="70"/>
+            </w:tcMar>
+            <w:vAlign w:val="center"/>
+          </w:tcPr>
+          <w:p>
+            <w:pPr>
+              <w:keepNext w:val="false"/>
+              <w:spacing w:after="0" w:line="240"/>
+              <w:jc w:val="left"/>
+            </w:pPr>
+            <w:r>
+              <w:rPr>
+                <w:rFonts w:ascii="Calibri" w:cs="Calibri" w:eastAsia="Calibri" w:hAnsi="Calibri"/>
+                <w:sz w:val="16"/>
+                <w:szCs w:val="16"/>
+              </w:rPr>
+              <w:t xml:space="preserve">Apoio passo a passo na construção do .pbix (Power Query, colunas e medidas DAX, visuais) e </w:t>
+            </w:r>
+            <w:r>
+              <w:rPr>
+                <w:rFonts w:ascii="Calibri" w:cs="Calibri" w:eastAsia="Calibri" w:hAnsi="Calibri"/>
+                <w:b/>
+                <w:bCs/>
+                <w:sz w:val="16"/>
+                <w:szCs w:val="16"/>
+              </w:rPr>
+              <w:t xml:space="preserve">cálculos independentes de conferência</w:t>
+            </w:r>
+            <w:r>
+              <w:rPr>
+                <w:rFonts w:ascii="Calibri" w:cs="Calibri" w:eastAsia="Calibri" w:hAnsi="Calibri"/>
+                <w:sz w:val="16"/>
+                <w:szCs w:val="16"/>
+              </w:rPr>
+              <w:t xml:space="preserve"> (Python, SQL); rascunho da nota. Validei cada resultado no Power BI.</w:t>
+            </w:r>
+          </w:p>
+        </w:tc>
+        <w:tc>
+          <w:tcPr>
+            <w:tcW w:type="dxa" w:w="1266"/>
+            <w:tcBorders>
+              <w:top w:val="single" w:color="BFBFBF" w:sz="4"/>
+              <w:left w:val="single" w:color="BFBFBF" w:sz="4"/>
+              <w:bottom w:val="single" w:color="BFBFBF" w:sz="4"/>
+              <w:right w:val="single" w:color="BFBFBF" w:sz="4"/>
+            </w:tcBorders>
+            <w:tcMar>
+              <w:top w:type="dxa" w:w="25"/>
+              <w:left w:type="dxa" w:w="70"/>
+              <w:bottom w:type="dxa" w:w="25"/>
+              <w:right w:type="dxa" w:w="70"/>
+            </w:tcMar>
+            <w:vAlign w:val="center"/>
+          </w:tcPr>
+          <w:p>
+            <w:pPr>
+              <w:keepNext w:val="false"/>
+              <w:spacing w:after="0" w:line="240"/>
               <w:jc w:val="center"/>
             </w:pPr>
             <w:r>
@@ -527,7 +662,7 @@
                 <w:sz w:val="16"/>
                 <w:szCs w:val="16"/>
               </w:rPr>
-              <w:t xml:space="preserve">10/10/2026</w:t>
+              <w:t xml:space="preserve">10–15/10/2026</w:t>
             </w:r>
           </w:p>
         </w:tc>
@@ -582,7 +717,7 @@
           <w:sz w:val="25"/>
           <w:szCs w:val="25"/>
         </w:rPr>
-        <w:t xml:space="preserve">2. Quatro interações particularmente importantes</w:t>
+        <w:t xml:space="preserve">2. Interações importantes (Q9)</w:t>
       </w:r>
     </w:p>
     <w:tbl>
@@ -619,9 +754,9 @@
             </w:tcBorders>
             <w:shd w:fill="E8EEF5" w:color="auto" w:val="clear"/>
             <w:tcMar>
-              <w:top w:type="dxa" w:w="30"/>
-              <w:left w:type="dxa" w:w="70"/>
-              <w:bottom w:type="dxa" w:w="30"/>
+              <w:top w:type="dxa" w:w="25"/>
+              <w:left w:type="dxa" w:w="70"/>
+              <w:bottom w:type="dxa" w:w="25"/>
               <w:right w:type="dxa" w:w="70"/>
             </w:tcMar>
             <w:vAlign w:val="center"/>
@@ -637,8 +772,8 @@
                 <w:rFonts w:ascii="Calibri" w:cs="Calibri" w:eastAsia="Calibri" w:hAnsi="Calibri"/>
                 <w:b/>
                 <w:bCs/>
-                <w:sz w:val="17"/>
-                <w:szCs w:val="17"/>
+                <w:sz w:val="16"/>
+                <w:szCs w:val="16"/>
               </w:rPr>
               <w:t xml:space="preserve">Tema</w:t>
             </w:r>
@@ -655,9 +790,9 @@
             </w:tcBorders>
             <w:shd w:fill="E8EEF5" w:color="auto" w:val="clear"/>
             <w:tcMar>
-              <w:top w:type="dxa" w:w="30"/>
-              <w:left w:type="dxa" w:w="70"/>
-              <w:bottom w:type="dxa" w:w="30"/>
+              <w:top w:type="dxa" w:w="25"/>
+              <w:left w:type="dxa" w:w="70"/>
+              <w:bottom w:type="dxa" w:w="25"/>
               <w:right w:type="dxa" w:w="70"/>
             </w:tcMar>
             <w:vAlign w:val="center"/>
@@ -673,8 +808,8 @@
                 <w:rFonts w:ascii="Calibri" w:cs="Calibri" w:eastAsia="Calibri" w:hAnsi="Calibri"/>
                 <w:b/>
                 <w:bCs/>
-                <w:sz w:val="17"/>
-                <w:szCs w:val="17"/>
+                <w:sz w:val="16"/>
+                <w:szCs w:val="16"/>
               </w:rPr>
               <w:t xml:space="preserve">O que perguntei (resumo)</w:t>
             </w:r>
@@ -691,9 +826,9 @@
             </w:tcBorders>
             <w:shd w:fill="E8EEF5" w:color="auto" w:val="clear"/>
             <w:tcMar>
-              <w:top w:type="dxa" w:w="30"/>
-              <w:left w:type="dxa" w:w="70"/>
-              <w:bottom w:type="dxa" w:w="30"/>
+              <w:top w:type="dxa" w:w="25"/>
+              <w:left w:type="dxa" w:w="70"/>
+              <w:bottom w:type="dxa" w:w="25"/>
               <w:right w:type="dxa" w:w="70"/>
             </w:tcMar>
             <w:vAlign w:val="center"/>
@@ -709,8 +844,8 @@
                 <w:rFonts w:ascii="Calibri" w:cs="Calibri" w:eastAsia="Calibri" w:hAnsi="Calibri"/>
                 <w:b/>
                 <w:bCs/>
-                <w:sz w:val="17"/>
-                <w:szCs w:val="17"/>
+                <w:sz w:val="16"/>
+                <w:szCs w:val="16"/>
               </w:rPr>
               <w:t xml:space="preserve">O que a IA respondeu (resumo)</w:t>
             </w:r>
@@ -727,9 +862,9 @@
             </w:tcBorders>
             <w:shd w:fill="E8EEF5" w:color="auto" w:val="clear"/>
             <w:tcMar>
-              <w:top w:type="dxa" w:w="30"/>
-              <w:left w:type="dxa" w:w="70"/>
-              <w:bottom w:type="dxa" w:w="30"/>
+              <w:top w:type="dxa" w:w="25"/>
+              <w:left w:type="dxa" w:w="70"/>
+              <w:bottom w:type="dxa" w:w="25"/>
               <w:right w:type="dxa" w:w="70"/>
             </w:tcMar>
             <w:vAlign w:val="center"/>
@@ -745,8 +880,8 @@
                 <w:rFonts w:ascii="Calibri" w:cs="Calibri" w:eastAsia="Calibri" w:hAnsi="Calibri"/>
                 <w:b/>
                 <w:bCs/>
-                <w:sz w:val="17"/>
-                <w:szCs w:val="17"/>
+                <w:sz w:val="16"/>
+                <w:szCs w:val="16"/>
               </w:rPr>
               <w:t xml:space="preserve">Como usei / verifiquei</w:t>
             </w:r>
@@ -768,9 +903,9 @@
               <w:right w:val="single" w:color="BFBFBF" w:sz="4"/>
             </w:tcBorders>
             <w:tcMar>
-              <w:top w:type="dxa" w:w="30"/>
-              <w:left w:type="dxa" w:w="70"/>
-              <w:bottom w:type="dxa" w:w="30"/>
+              <w:top w:type="dxa" w:w="25"/>
+              <w:left w:type="dxa" w:w="70"/>
+              <w:bottom w:type="dxa" w:w="25"/>
               <w:right w:type="dxa" w:w="70"/>
             </w:tcMar>
             <w:vAlign w:val="center"/>
@@ -786,18 +921,18 @@
                 <w:rFonts w:ascii="Calibri" w:cs="Calibri" w:eastAsia="Calibri" w:hAnsi="Calibri"/>
                 <w:b/>
                 <w:bCs/>
-                <w:sz w:val="17"/>
-                <w:szCs w:val="17"/>
-              </w:rPr>
-              <w:t xml:space="preserve">1. Aprender o visual</w:t>
-            </w:r>
-            <w:r>
-              <w:rPr>
-                <w:rFonts w:ascii="Calibri" w:cs="Calibri" w:eastAsia="Calibri" w:hAnsi="Calibri"/>
-                <w:sz w:val="17"/>
-                <w:szCs w:val="17"/>
-              </w:rPr>
-              <w:t xml:space="preserve"> (9.1)</w:t>
+                <w:sz w:val="16"/>
+                <w:szCs w:val="16"/>
+              </w:rPr>
+              <w:t xml:space="preserve">1. Aprender e configurar o visual</w:t>
+            </w:r>
+            <w:r>
+              <w:rPr>
+                <w:rFonts w:ascii="Calibri" w:cs="Calibri" w:eastAsia="Calibri" w:hAnsi="Calibri"/>
+                <w:sz w:val="16"/>
+                <w:szCs w:val="16"/>
+              </w:rPr>
+              <w:t xml:space="preserve"> (ChatGPT)</w:t>
             </w:r>
           </w:p>
         </w:tc>
@@ -811,9 +946,9 @@
               <w:right w:val="single" w:color="BFBFBF" w:sz="4"/>
             </w:tcBorders>
             <w:tcMar>
-              <w:top w:type="dxa" w:w="30"/>
-              <w:left w:type="dxa" w:w="70"/>
-              <w:bottom w:type="dxa" w:w="30"/>
+              <w:top w:type="dxa" w:w="25"/>
+              <w:left w:type="dxa" w:w="70"/>
+              <w:bottom w:type="dxa" w:w="25"/>
               <w:right w:type="dxa" w:w="70"/>
             </w:tcMar>
             <w:vAlign w:val="center"/>
@@ -827,10 +962,44 @@
             <w:r>
               <w:rPr>
                 <w:rFonts w:ascii="Calibri" w:cs="Calibri" w:eastAsia="Calibri" w:hAnsi="Calibri"/>
-                <w:sz w:val="17"/>
-                <w:szCs w:val="17"/>
-              </w:rPr>
-              <w:t xml:space="preserve">O visual Key Influencers não foi dado nas aulas: «explica como funciona e como configurá-lo para saber o que explica as entregas atrasadas, com os meus 9 ficheiros».</w:t>
+                <w:sz w:val="16"/>
+                <w:szCs w:val="16"/>
+              </w:rPr>
+              <w:t xml:space="preserve">«Vou usar o visual Key Influencers nas entregas atrasadas; como funciona?». Depois indiquei as colunas de </w:t>
+            </w:r>
+            <w:r>
+              <w:rPr>
+                <w:rFonts w:ascii="Consolas" w:cs="Consolas" w:eastAsia="Consolas" w:hAnsi="Consolas"/>
+                <w:color w:val="7A1F1F"/>
+                <w:sz w:val="14"/>
+                <w:szCs w:val="14"/>
+              </w:rPr>
+              <w:t xml:space="preserve">encomendas</w:t>
+            </w:r>
+            <w:r>
+              <w:rPr>
+                <w:rFonts w:ascii="Calibri" w:cs="Calibri" w:eastAsia="Calibri" w:hAnsi="Calibri"/>
+                <w:sz w:val="16"/>
+                <w:szCs w:val="16"/>
+              </w:rPr>
+              <w:t xml:space="preserve"> e a minha medida </w:t>
+            </w:r>
+            <w:r>
+              <w:rPr>
+                <w:rFonts w:ascii="Consolas" w:cs="Consolas" w:eastAsia="Consolas" w:hAnsi="Consolas"/>
+                <w:color w:val="7A1F1F"/>
+                <w:sz w:val="14"/>
+                <w:szCs w:val="14"/>
+              </w:rPr>
+              <w:t xml:space="preserve">n_enc_atrasadas</w:t>
+            </w:r>
+            <w:r>
+              <w:rPr>
+                <w:rFonts w:ascii="Calibri" w:cs="Calibri" w:eastAsia="Calibri" w:hAnsi="Calibri"/>
+                <w:sz w:val="16"/>
+                <w:szCs w:val="16"/>
+              </w:rPr>
+              <w:t xml:space="preserve"> (com o DAX).</w:t>
             </w:r>
           </w:p>
         </w:tc>
@@ -844,9 +1013,9 @@
               <w:right w:val="single" w:color="BFBFBF" w:sz="4"/>
             </w:tcBorders>
             <w:tcMar>
-              <w:top w:type="dxa" w:w="30"/>
-              <w:left w:type="dxa" w:w="70"/>
-              <w:bottom w:type="dxa" w:w="30"/>
+              <w:top w:type="dxa" w:w="25"/>
+              <w:left w:type="dxa" w:w="70"/>
+              <w:bottom w:type="dxa" w:w="25"/>
               <w:right w:type="dxa" w:w="70"/>
             </w:tcMar>
             <w:vAlign w:val="center"/>
@@ -860,45 +1029,63 @@
             <w:r>
               <w:rPr>
                 <w:rFonts w:ascii="Calibri" w:cs="Calibri" w:eastAsia="Calibri" w:hAnsi="Calibri"/>
-                <w:sz w:val="17"/>
-                <w:szCs w:val="17"/>
-              </w:rPr>
-              <w:t xml:space="preserve">É um modelo estatístico (regressão logística) que compara cada categoria com todas as outras. O campo «Analisar» tem de ser uma </w:t>
+                <w:sz w:val="16"/>
+                <w:szCs w:val="16"/>
+              </w:rPr>
+              <w:t xml:space="preserve">Explicou que Analisar = variável a explicar e Explicar por = fatores; distinguiu </w:t>
             </w:r>
             <w:r>
               <w:rPr>
                 <w:rFonts w:ascii="Calibri" w:cs="Calibri" w:eastAsia="Calibri" w:hAnsi="Calibri"/>
                 <w:b/>
                 <w:bCs/>
-                <w:sz w:val="17"/>
-                <w:szCs w:val="17"/>
-              </w:rPr>
-              <w:t xml:space="preserve">coluna</w:t>
-            </w:r>
-            <w:r>
-              <w:rPr>
-                <w:rFonts w:ascii="Calibri" w:cs="Calibri" w:eastAsia="Calibri" w:hAnsi="Calibri"/>
-                <w:sz w:val="17"/>
-                <w:szCs w:val="17"/>
-              </w:rPr>
-              <w:t xml:space="preserve"> (não uma medida): criar </w:t>
+                <w:sz w:val="16"/>
+                <w:szCs w:val="16"/>
+              </w:rPr>
+              <w:t xml:space="preserve">contar</w:t>
+            </w:r>
+            <w:r>
+              <w:rPr>
+                <w:rFonts w:ascii="Calibri" w:cs="Calibri" w:eastAsia="Calibri" w:hAnsi="Calibri"/>
+                <w:sz w:val="16"/>
+                <w:szCs w:val="16"/>
+              </w:rPr>
+              <w:t xml:space="preserve"> atrasos de </w:t>
+            </w:r>
+            <w:r>
+              <w:rPr>
+                <w:rFonts w:ascii="Calibri" w:cs="Calibri" w:eastAsia="Calibri" w:hAnsi="Calibri"/>
+                <w:b/>
+                <w:bCs/>
+                <w:sz w:val="16"/>
+                <w:szCs w:val="16"/>
+              </w:rPr>
+              <w:t xml:space="preserve">identificar influenciadores</w:t>
+            </w:r>
+            <w:r>
+              <w:rPr>
+                <w:rFonts w:ascii="Calibri" w:cs="Calibri" w:eastAsia="Calibri" w:hAnsi="Calibri"/>
+                <w:sz w:val="16"/>
+                <w:szCs w:val="16"/>
+              </w:rPr>
+              <w:t xml:space="preserve">; propôs uma coluna Atrasada/No prazo ao nível da encomenda. Reconheceu que a medida </w:t>
             </w:r>
             <w:r>
               <w:rPr>
                 <w:rFonts w:ascii="Consolas" w:cs="Consolas" w:eastAsia="Consolas" w:hAnsi="Consolas"/>
                 <w:color w:val="7A1F1F"/>
-                <w:sz w:val="15"/>
-                <w:szCs w:val="15"/>
-              </w:rPr>
-              <w:t xml:space="preserve">Entrega Atrasada</w:t>
-            </w:r>
-            <w:r>
-              <w:rPr>
-                <w:rFonts w:ascii="Calibri" w:cs="Calibri" w:eastAsia="Calibri" w:hAnsi="Calibri"/>
-                <w:sz w:val="17"/>
-                <w:szCs w:val="17"/>
-              </w:rPr>
-              <w:t xml:space="preserve"> (Atrasada / No prazo) ao nível da encomenda; escolher variáveis explicativas; ler «x vezes mais provável»; limitações (amostra mínima, associação ≠ causa).</w:t>
+                <w:sz w:val="14"/>
+                <w:szCs w:val="14"/>
+              </w:rPr>
+              <w:t xml:space="preserve">n_enc_atrasadas</w:t>
+            </w:r>
+            <w:r>
+              <w:rPr>
+                <w:rFonts w:ascii="Calibri" w:cs="Calibri" w:eastAsia="Calibri" w:hAnsi="Calibri"/>
+                <w:sz w:val="16"/>
+                <w:szCs w:val="16"/>
+              </w:rPr>
+              <w:t xml:space="preserve"> não serve em «Analisar».</w:t>
             </w:r>
           </w:p>
         </w:tc>
@@ -912,9 +1099,9 @@
               <w:right w:val="single" w:color="BFBFBF" w:sz="4"/>
             </w:tcBorders>
             <w:tcMar>
-              <w:top w:type="dxa" w:w="30"/>
-              <w:left w:type="dxa" w:w="70"/>
-              <w:bottom w:type="dxa" w:w="30"/>
+              <w:top w:type="dxa" w:w="25"/>
+              <w:left w:type="dxa" w:w="70"/>
+              <w:bottom w:type="dxa" w:w="25"/>
               <w:right w:type="dxa" w:w="70"/>
             </w:tcMar>
             <w:vAlign w:val="center"/>
@@ -928,10 +1115,27 @@
             <w:r>
               <w:rPr>
                 <w:rFonts w:ascii="Calibri" w:cs="Calibri" w:eastAsia="Calibri" w:hAnsi="Calibri"/>
-                <w:sz w:val="17"/>
-                <w:szCs w:val="17"/>
-              </w:rPr>
-              <w:t xml:space="preserve">Criei a coluna e o visual no Power BI, li os fatores e confrontei-os com a matriz independente de 9.3.</w:t>
+                <w:sz w:val="16"/>
+                <w:szCs w:val="16"/>
+              </w:rPr>
+              <w:t xml:space="preserve">Usei a coluna que já tinha (</w:t>
+            </w:r>
+            <w:r>
+              <w:rPr>
+                <w:rFonts w:ascii="Consolas" w:cs="Consolas" w:eastAsia="Consolas" w:hAnsi="Consolas"/>
+                <w:color w:val="7A1F1F"/>
+                <w:sz w:val="14"/>
+                <w:szCs w:val="14"/>
+              </w:rPr>
+              <w:t xml:space="preserve">entrega_atrasada</w:t>
+            </w:r>
+            <w:r>
+              <w:rPr>
+                <w:rFonts w:ascii="Calibri" w:cs="Calibri" w:eastAsia="Calibri" w:hAnsi="Calibri"/>
+                <w:sz w:val="16"/>
+                <w:szCs w:val="16"/>
+              </w:rPr>
+              <w:t xml:space="preserve">, só «Atrasada» e «No prazo»), em Analisar, e a medida só em cartões.</w:t>
             </w:r>
           </w:p>
         </w:tc>
@@ -951,9 +1155,9 @@
               <w:right w:val="single" w:color="BFBFBF" w:sz="4"/>
             </w:tcBorders>
             <w:tcMar>
-              <w:top w:type="dxa" w:w="30"/>
-              <w:left w:type="dxa" w:w="70"/>
-              <w:bottom w:type="dxa" w:w="30"/>
+              <w:top w:type="dxa" w:w="25"/>
+              <w:left w:type="dxa" w:w="70"/>
+              <w:bottom w:type="dxa" w:w="25"/>
               <w:right w:type="dxa" w:w="70"/>
             </w:tcMar>
             <w:vAlign w:val="center"/>
@@ -969,18 +1173,18 @@
                 <w:rFonts w:ascii="Calibri" w:cs="Calibri" w:eastAsia="Calibri" w:hAnsi="Calibri"/>
                 <w:b/>
                 <w:bCs/>
-                <w:sz w:val="17"/>
-                <w:szCs w:val="17"/>
-              </w:rPr>
-              <w:t xml:space="preserve">2. Fuga de informação</w:t>
-            </w:r>
-            <w:r>
-              <w:rPr>
-                <w:rFonts w:ascii="Calibri" w:cs="Calibri" w:eastAsia="Calibri" w:hAnsi="Calibri"/>
-                <w:sz w:val="17"/>
-                <w:szCs w:val="17"/>
-              </w:rPr>
-              <w:t xml:space="preserve"> (9.2)</w:t>
+                <w:sz w:val="16"/>
+                <w:szCs w:val="16"/>
+              </w:rPr>
+              <w:t xml:space="preserve">2. Variáveis explicativas</w:t>
+            </w:r>
+            <w:r>
+              <w:rPr>
+                <w:rFonts w:ascii="Calibri" w:cs="Calibri" w:eastAsia="Calibri" w:hAnsi="Calibri"/>
+                <w:sz w:val="16"/>
+                <w:szCs w:val="16"/>
+              </w:rPr>
+              <w:t xml:space="preserve"> (ChatGPT)</w:t>
             </w:r>
           </w:p>
         </w:tc>
@@ -994,9 +1198,9 @@
               <w:right w:val="single" w:color="BFBFBF" w:sz="4"/>
             </w:tcBorders>
             <w:tcMar>
-              <w:top w:type="dxa" w:w="30"/>
-              <w:left w:type="dxa" w:w="70"/>
-              <w:bottom w:type="dxa" w:w="30"/>
+              <w:top w:type="dxa" w:w="25"/>
+              <w:left w:type="dxa" w:w="70"/>
+              <w:bottom w:type="dxa" w:w="25"/>
               <w:right w:type="dxa" w:w="70"/>
             </w:tcMar>
             <w:vAlign w:val="center"/>
@@ -1010,10 +1214,10 @@
             <w:r>
               <w:rPr>
                 <w:rFonts w:ascii="Calibri" w:cs="Calibri" w:eastAsia="Calibri" w:hAnsi="Calibri"/>
-                <w:sz w:val="17"/>
-                <w:szCs w:val="17"/>
-              </w:rPr>
-              <w:t xml:space="preserve">«Que variáveis não devo usar como explicativas por fuga de informação, circularidade ou por não existirem no momento da decisão?»</w:t>
+                <w:sz w:val="16"/>
+                <w:szCs w:val="16"/>
+              </w:rPr>
+              <w:t xml:space="preserve">«Identifica por bullet points os fatores importantes para o conjunto de dados.»</w:t>
             </w:r>
           </w:p>
         </w:tc>
@@ -1027,9 +1231,9 @@
               <w:right w:val="single" w:color="BFBFBF" w:sz="4"/>
             </w:tcBorders>
             <w:tcMar>
-              <w:top w:type="dxa" w:w="30"/>
-              <w:left w:type="dxa" w:w="70"/>
-              <w:bottom w:type="dxa" w:w="30"/>
+              <w:top w:type="dxa" w:w="25"/>
+              <w:left w:type="dxa" w:w="70"/>
+              <w:bottom w:type="dxa" w:w="25"/>
               <w:right w:type="dxa" w:w="70"/>
             </w:tcMar>
             <w:vAlign w:val="center"/>
@@ -1043,78 +1247,78 @@
             <w:r>
               <w:rPr>
                 <w:rFonts w:ascii="Calibri" w:cs="Calibri" w:eastAsia="Calibri" w:hAnsi="Calibri"/>
-                <w:sz w:val="17"/>
-                <w:szCs w:val="17"/>
-              </w:rPr>
-              <w:t xml:space="preserve">Propôs excluir </w:t>
+                <w:sz w:val="16"/>
+                <w:szCs w:val="16"/>
+              </w:rPr>
+              <w:t xml:space="preserve">Listou </w:t>
             </w:r>
             <w:r>
               <w:rPr>
                 <w:rFonts w:ascii="Consolas" w:cs="Consolas" w:eastAsia="Consolas" w:hAnsi="Consolas"/>
                 <w:color w:val="7A1F1F"/>
-                <w:sz w:val="15"/>
-                <w:szCs w:val="15"/>
-              </w:rPr>
-              <w:t xml:space="preserve">tentativas_entrega</w:t>
-            </w:r>
-            <w:r>
-              <w:rPr>
-                <w:rFonts w:ascii="Calibri" w:cs="Calibri" w:eastAsia="Calibri" w:hAnsi="Calibri"/>
-                <w:sz w:val="17"/>
-                <w:szCs w:val="17"/>
-              </w:rPr>
-              <w:t xml:space="preserve">, </w:t>
+                <w:sz w:val="14"/>
+                <w:szCs w:val="14"/>
+              </w:rPr>
+              <w:t xml:space="preserve">custo_transporte</w:t>
+            </w:r>
+            <w:r>
+              <w:rPr>
+                <w:rFonts w:ascii="Calibri" w:cs="Calibri" w:eastAsia="Calibri" w:hAnsi="Calibri"/>
+                <w:sz w:val="16"/>
+                <w:szCs w:val="16"/>
+              </w:rPr>
+              <w:t xml:space="preserve"> e </w:t>
             </w:r>
             <w:r>
               <w:rPr>
                 <w:rFonts w:ascii="Consolas" w:cs="Consolas" w:eastAsia="Consolas" w:hAnsi="Consolas"/>
                 <w:color w:val="7A1F1F"/>
-                <w:sz w:val="15"/>
-                <w:szCs w:val="15"/>
-              </w:rPr>
-              <w:t xml:space="preserve">custo_transporte</w:t>
-            </w:r>
-            <w:r>
-              <w:rPr>
-                <w:rFonts w:ascii="Calibri" w:cs="Calibri" w:eastAsia="Calibri" w:hAnsi="Calibri"/>
-                <w:sz w:val="17"/>
-                <w:szCs w:val="17"/>
-              </w:rPr>
-              <w:t xml:space="preserve">, </w:t>
+                <w:sz w:val="14"/>
+                <w:szCs w:val="14"/>
+              </w:rPr>
+              <w:t xml:space="preserve">tentativas_entrega</w:t>
+            </w:r>
+            <w:r>
+              <w:rPr>
+                <w:rFonts w:ascii="Calibri" w:cs="Calibri" w:eastAsia="Calibri" w:hAnsi="Calibri"/>
+                <w:sz w:val="16"/>
+                <w:szCs w:val="16"/>
+              </w:rPr>
+              <w:t xml:space="preserve"> como fatores a usar, e também as datas, </w:t>
             </w:r>
             <w:r>
               <w:rPr>
                 <w:rFonts w:ascii="Consolas" w:cs="Consolas" w:eastAsia="Consolas" w:hAnsi="Consolas"/>
                 <w:color w:val="7A1F1F"/>
-                <w:sz w:val="15"/>
-                <w:szCs w:val="15"/>
-              </w:rPr>
-              <w:t xml:space="preserve">data_entrega</w:t>
-            </w:r>
-            <w:r>
-              <w:rPr>
-                <w:rFonts w:ascii="Calibri" w:cs="Calibri" w:eastAsia="Calibri" w:hAnsi="Calibri"/>
-                <w:sz w:val="17"/>
-                <w:szCs w:val="17"/>
-              </w:rPr>
-              <w:t xml:space="preserve">/atraso em dias e </w:t>
+                <w:sz w:val="14"/>
+                <w:szCs w:val="14"/>
+              </w:rPr>
+              <w:t xml:space="preserve">entrega_atrasada</w:t>
+            </w:r>
+            <w:r>
+              <w:rPr>
+                <w:rFonts w:ascii="Calibri" w:cs="Calibri" w:eastAsia="Calibri" w:hAnsi="Calibri"/>
+                <w:sz w:val="16"/>
+                <w:szCs w:val="16"/>
+              </w:rPr>
+              <w:t xml:space="preserve"> e </w:t>
             </w:r>
             <w:r>
               <w:rPr>
                 <w:rFonts w:ascii="Consolas" w:cs="Consolas" w:eastAsia="Consolas" w:hAnsi="Consolas"/>
                 <w:color w:val="7A1F1F"/>
-                <w:sz w:val="15"/>
-                <w:szCs w:val="15"/>
-              </w:rPr>
-              <w:t xml:space="preserve">data_expedicao</w:t>
-            </w:r>
-            <w:r>
-              <w:rPr>
-                <w:rFonts w:ascii="Calibri" w:cs="Calibri" w:eastAsia="Calibri" w:hAnsi="Calibri"/>
-                <w:sz w:val="17"/>
-                <w:szCs w:val="17"/>
-              </w:rPr>
-              <w:t xml:space="preserve">/dias de processamento, com evidência nos dados: ≥ 2 tentativas → 57 % atrasadas; custo médio 8,70 € → 13,33 € → 17,35 € com 1/2/3 tentativas (re-entrega).</w:t>
+                <w:sz w:val="14"/>
+                <w:szCs w:val="14"/>
+              </w:rPr>
+              <w:t xml:space="preserve">id_encomenda</w:t>
+            </w:r>
+            <w:r>
+              <w:rPr>
+                <w:rFonts w:ascii="Calibri" w:cs="Calibri" w:eastAsia="Calibri" w:hAnsi="Calibri"/>
+                <w:sz w:val="16"/>
+                <w:szCs w:val="16"/>
+              </w:rPr>
+              <w:t xml:space="preserve">. Não considerou atributos de cliente, serviço, prioridade, peso, transportadora ou centro.</w:t>
             </w:r>
           </w:p>
         </w:tc>
@@ -1128,9 +1332,9 @@
               <w:right w:val="single" w:color="BFBFBF" w:sz="4"/>
             </w:tcBorders>
             <w:tcMar>
-              <w:top w:type="dxa" w:w="30"/>
-              <w:left w:type="dxa" w:w="70"/>
-              <w:bottom w:type="dxa" w:w="30"/>
+              <w:top w:type="dxa" w:w="25"/>
+              <w:left w:type="dxa" w:w="70"/>
+              <w:bottom w:type="dxa" w:w="25"/>
               <w:right w:type="dxa" w:w="70"/>
             </w:tcMar>
             <w:vAlign w:val="center"/>
@@ -1144,10 +1348,55 @@
             <w:r>
               <w:rPr>
                 <w:rFonts w:ascii="Calibri" w:cs="Calibri" w:eastAsia="Calibri" w:hAnsi="Calibri"/>
-                <w:sz w:val="17"/>
-                <w:szCs w:val="17"/>
-              </w:rPr>
-              <w:t xml:space="preserve">Reproduzi a tabela por nº de tentativas e defini o momento de decisão: o registo da encomenda.</w:t>
+                <w:b/>
+                <w:bCs/>
+                <w:sz w:val="16"/>
+                <w:szCs w:val="16"/>
+              </w:rPr>
+              <w:t xml:space="preserve">Rejeitei</w:t>
+            </w:r>
+            <w:r>
+              <w:rPr>
+                <w:rFonts w:ascii="Calibri" w:cs="Calibri" w:eastAsia="Calibri" w:hAnsi="Calibri"/>
+                <w:sz w:val="16"/>
+                <w:szCs w:val="16"/>
+              </w:rPr>
+              <w:t xml:space="preserve"> a lista: </w:t>
+            </w:r>
+            <w:r>
+              <w:rPr>
+                <w:rFonts w:ascii="Consolas" w:cs="Consolas" w:eastAsia="Consolas" w:hAnsi="Consolas"/>
+                <w:color w:val="7A1F1F"/>
+                <w:sz w:val="14"/>
+                <w:szCs w:val="14"/>
+              </w:rPr>
+              <w:t xml:space="preserve">id_encomenda</w:t>
+            </w:r>
+            <w:r>
+              <w:rPr>
+                <w:rFonts w:ascii="Calibri" w:cs="Calibri" w:eastAsia="Calibri" w:hAnsi="Calibri"/>
+                <w:sz w:val="16"/>
+                <w:szCs w:val="16"/>
+              </w:rPr>
+              <w:t xml:space="preserve"> é só um identificador, as datas definem o atraso e a variável a explicar não é fator. </w:t>
+            </w:r>
+            <w:r>
+              <w:rPr>
+                <w:rFonts w:ascii="Calibri" w:cs="Calibri" w:eastAsia="Calibri" w:hAnsi="Calibri"/>
+                <w:b/>
+                <w:bCs/>
+                <w:sz w:val="16"/>
+                <w:szCs w:val="16"/>
+              </w:rPr>
+              <w:t xml:space="preserve">Alarguei</w:t>
+            </w:r>
+            <w:r>
+              <w:rPr>
+                <w:rFonts w:ascii="Calibri" w:cs="Calibri" w:eastAsia="Calibri" w:hAnsi="Calibri"/>
+                <w:sz w:val="16"/>
+                <w:szCs w:val="16"/>
+              </w:rPr>
+              <w:t xml:space="preserve"> às dimensões (região do cliente, serviço, prioridade, peso, centro, transportadora).</w:t>
             </w:r>
           </w:p>
         </w:tc>
@@ -1167,9 +1416,9 @@
               <w:right w:val="single" w:color="BFBFBF" w:sz="4"/>
             </w:tcBorders>
             <w:tcMar>
-              <w:top w:type="dxa" w:w="30"/>
-              <w:left w:type="dxa" w:w="70"/>
-              <w:bottom w:type="dxa" w:w="30"/>
+              <w:top w:type="dxa" w:w="25"/>
+              <w:left w:type="dxa" w:w="70"/>
+              <w:bottom w:type="dxa" w:w="25"/>
               <w:right w:type="dxa" w:w="70"/>
             </w:tcMar>
             <w:vAlign w:val="center"/>
@@ -1185,18 +1434,18 @@
                 <w:rFonts w:ascii="Calibri" w:cs="Calibri" w:eastAsia="Calibri" w:hAnsi="Calibri"/>
                 <w:b/>
                 <w:bCs/>
-                <w:sz w:val="17"/>
-                <w:szCs w:val="17"/>
-              </w:rPr>
-              <w:t xml:space="preserve">3. Validar e interpretar</w:t>
-            </w:r>
-            <w:r>
-              <w:rPr>
-                <w:rFonts w:ascii="Calibri" w:cs="Calibri" w:eastAsia="Calibri" w:hAnsi="Calibri"/>
-                <w:sz w:val="17"/>
-                <w:szCs w:val="17"/>
-              </w:rPr>
-              <w:t xml:space="preserve"> (9.3, 9.4)</w:t>
+                <w:sz w:val="16"/>
+                <w:szCs w:val="16"/>
+              </w:rPr>
+              <w:t xml:space="preserve">3. Fuga de informação</w:t>
+            </w:r>
+            <w:r>
+              <w:rPr>
+                <w:rFonts w:ascii="Calibri" w:cs="Calibri" w:eastAsia="Calibri" w:hAnsi="Calibri"/>
+                <w:sz w:val="16"/>
+                <w:szCs w:val="16"/>
+              </w:rPr>
+              <w:t xml:space="preserve"> (ChatGPT)</w:t>
             </w:r>
           </w:p>
         </w:tc>
@@ -1210,9 +1459,9 @@
               <w:right w:val="single" w:color="BFBFBF" w:sz="4"/>
             </w:tcBorders>
             <w:tcMar>
-              <w:top w:type="dxa" w:w="30"/>
-              <w:left w:type="dxa" w:w="70"/>
-              <w:bottom w:type="dxa" w:w="30"/>
+              <w:top w:type="dxa" w:w="25"/>
+              <w:left w:type="dxa" w:w="70"/>
+              <w:bottom w:type="dxa" w:w="25"/>
               <w:right w:type="dxa" w:w="70"/>
             </w:tcMar>
             <w:vAlign w:val="center"/>
@@ -1226,10 +1475,10 @@
             <w:r>
               <w:rPr>
                 <w:rFonts w:ascii="Calibri" w:cs="Calibri" w:eastAsia="Calibri" w:hAnsi="Calibri"/>
-                <w:sz w:val="17"/>
-                <w:szCs w:val="17"/>
-              </w:rPr>
-              <w:t xml:space="preserve">«Como verifico no Power BI o padrão do visual e o que posso concluir sobre causa?»</w:t>
+                <w:sz w:val="16"/>
+                <w:szCs w:val="16"/>
+              </w:rPr>
+              <w:t xml:space="preserve">«Qual das colunas não devo usar por fuga de informação, circularidade ou informação que ainda não existe na decisão?»</w:t>
             </w:r>
           </w:p>
         </w:tc>
@@ -1243,9 +1492,9 @@
               <w:right w:val="single" w:color="BFBFBF" w:sz="4"/>
             </w:tcBorders>
             <w:tcMar>
-              <w:top w:type="dxa" w:w="30"/>
-              <w:left w:type="dxa" w:w="70"/>
-              <w:bottom w:type="dxa" w:w="30"/>
+              <w:top w:type="dxa" w:w="25"/>
+              <w:left w:type="dxa" w:w="70"/>
+              <w:bottom w:type="dxa" w:w="25"/>
               <w:right w:type="dxa" w:w="70"/>
             </w:tcMar>
             <w:vAlign w:val="center"/>
@@ -1259,10 +1508,95 @@
             <w:r>
               <w:rPr>
                 <w:rFonts w:ascii="Calibri" w:cs="Calibri" w:eastAsia="Calibri" w:hAnsi="Calibri"/>
-                <w:sz w:val="17"/>
-                <w:szCs w:val="17"/>
-              </w:rPr>
-              <w:t xml:space="preserve">Matriz de % atrasadas por região × serviço, transportadora e centro (o padrão mantém-se: 2,1×–2,4×); olhar aos 29 clientes do Interior um a um; hipótese alternativa: a data prometida só depende do serviço, mas o trânsito real no Interior é 0,4 dias maior; avisou que o poder explicativo é baixo (mesmo no Interior, 76 % das entregas chegam a tempo).</w:t>
+                <w:sz w:val="16"/>
+                <w:szCs w:val="16"/>
+              </w:rPr>
+              <w:t xml:space="preserve">Apontou </w:t>
+            </w:r>
+            <w:r>
+              <w:rPr>
+                <w:rFonts w:ascii="Consolas" w:cs="Consolas" w:eastAsia="Consolas" w:hAnsi="Consolas"/>
+                <w:color w:val="7A1F1F"/>
+                <w:sz w:val="14"/>
+                <w:szCs w:val="14"/>
+              </w:rPr>
+              <w:t xml:space="preserve">data_entrega</w:t>
+            </w:r>
+            <w:r>
+              <w:rPr>
+                <w:rFonts w:ascii="Calibri" w:cs="Calibri" w:eastAsia="Calibri" w:hAnsi="Calibri"/>
+                <w:sz w:val="16"/>
+                <w:szCs w:val="16"/>
+              </w:rPr>
+              <w:t xml:space="preserve"> e </w:t>
+            </w:r>
+            <w:r>
+              <w:rPr>
+                <w:rFonts w:ascii="Consolas" w:cs="Consolas" w:eastAsia="Consolas" w:hAnsi="Consolas"/>
+                <w:color w:val="7A1F1F"/>
+                <w:sz w:val="14"/>
+                <w:szCs w:val="14"/>
+              </w:rPr>
+              <w:t xml:space="preserve">entrega_atrasada</w:t>
+            </w:r>
+            <w:r>
+              <w:rPr>
+                <w:rFonts w:ascii="Calibri" w:cs="Calibri" w:eastAsia="Calibri" w:hAnsi="Calibri"/>
+                <w:sz w:val="16"/>
+                <w:szCs w:val="16"/>
+              </w:rPr>
+              <w:t xml:space="preserve"> (circularidade) e </w:t>
+            </w:r>
+            <w:r>
+              <w:rPr>
+                <w:rFonts w:ascii="Consolas" w:cs="Consolas" w:eastAsia="Consolas" w:hAnsi="Consolas"/>
+                <w:color w:val="7A1F1F"/>
+                <w:sz w:val="14"/>
+                <w:szCs w:val="14"/>
+              </w:rPr>
+              <w:t xml:space="preserve">id_encomenda</w:t>
+            </w:r>
+            <w:r>
+              <w:rPr>
+                <w:rFonts w:ascii="Calibri" w:cs="Calibri" w:eastAsia="Calibri" w:hAnsi="Calibri"/>
+                <w:sz w:val="16"/>
+                <w:szCs w:val="16"/>
+              </w:rPr>
+              <w:t xml:space="preserve">; sobre </w:t>
+            </w:r>
+            <w:r>
+              <w:rPr>
+                <w:rFonts w:ascii="Consolas" w:cs="Consolas" w:eastAsia="Consolas" w:hAnsi="Consolas"/>
+                <w:color w:val="7A1F1F"/>
+                <w:sz w:val="14"/>
+                <w:szCs w:val="14"/>
+              </w:rPr>
+              <w:t xml:space="preserve">custo_transporte</w:t>
+            </w:r>
+            <w:r>
+              <w:rPr>
+                <w:rFonts w:ascii="Calibri" w:cs="Calibri" w:eastAsia="Calibri" w:hAnsi="Calibri"/>
+                <w:sz w:val="16"/>
+                <w:szCs w:val="16"/>
+              </w:rPr>
+              <w:t xml:space="preserve"> e </w:t>
+            </w:r>
+            <w:r>
+              <w:rPr>
+                <w:rFonts w:ascii="Consolas" w:cs="Consolas" w:eastAsia="Consolas" w:hAnsi="Consolas"/>
+                <w:color w:val="7A1F1F"/>
+                <w:sz w:val="14"/>
+                <w:szCs w:val="14"/>
+              </w:rPr>
+              <w:t xml:space="preserve">tentativas_entrega</w:t>
+            </w:r>
+            <w:r>
+              <w:rPr>
+                <w:rFonts w:ascii="Calibri" w:cs="Calibri" w:eastAsia="Calibri" w:hAnsi="Calibri"/>
+                <w:sz w:val="16"/>
+                <w:szCs w:val="16"/>
+              </w:rPr>
+              <w:t xml:space="preserve"> disse apenas «usar com precaução», sem concluir.</w:t>
             </w:r>
           </w:p>
         </w:tc>
@@ -1276,9 +1610,9 @@
               <w:right w:val="single" w:color="BFBFBF" w:sz="4"/>
             </w:tcBorders>
             <w:tcMar>
-              <w:top w:type="dxa" w:w="30"/>
-              <w:left w:type="dxa" w:w="70"/>
-              <w:bottom w:type="dxa" w:w="30"/>
+              <w:top w:type="dxa" w:w="25"/>
+              <w:left w:type="dxa" w:w="70"/>
+              <w:bottom w:type="dxa" w:w="25"/>
               <w:right w:type="dxa" w:w="70"/>
             </w:tcMar>
             <w:vAlign w:val="center"/>
@@ -1292,10 +1626,38 @@
             <w:r>
               <w:rPr>
                 <w:rFonts w:ascii="Calibri" w:cs="Calibri" w:eastAsia="Calibri" w:hAnsi="Calibri"/>
-                <w:sz w:val="17"/>
-                <w:szCs w:val="17"/>
-              </w:rPr>
-              <w:t xml:space="preserve">Construí a matriz, comparei-a com o visual e testei a hipótese comparando trânsito real e prometido.</w:t>
+                <w:b/>
+                <w:bCs/>
+                <w:sz w:val="16"/>
+                <w:szCs w:val="16"/>
+              </w:rPr>
+              <w:t xml:space="preserve">Completei com os dados:</w:t>
+            </w:r>
+            <w:r>
+              <w:rPr>
+                <w:rFonts w:ascii="Calibri" w:cs="Calibri" w:eastAsia="Calibri" w:hAnsi="Calibri"/>
+                <w:sz w:val="16"/>
+                <w:szCs w:val="16"/>
+              </w:rPr>
+              <w:t xml:space="preserve"> ≥ 2 tentativas → 57 % atrasadas (1 tentativa: 10 %); custo médio 8,70 € → 13,33 € → 17,35 € com 1/2/3 tentativas (re-entrega). </w:t>
+            </w:r>
+            <w:r>
+              <w:rPr>
+                <w:rFonts w:ascii="Calibri" w:cs="Calibri" w:eastAsia="Calibri" w:hAnsi="Calibri"/>
+                <w:b/>
+                <w:bCs/>
+                <w:sz w:val="16"/>
+                <w:szCs w:val="16"/>
+              </w:rPr>
+              <w:t xml:space="preserve">Excluí as duas</w:t>
+            </w:r>
+            <w:r>
+              <w:rPr>
+                <w:rFonts w:ascii="Calibri" w:cs="Calibri" w:eastAsia="Calibri" w:hAnsi="Calibri"/>
+                <w:sz w:val="16"/>
+                <w:szCs w:val="16"/>
+              </w:rPr>
+              <w:t xml:space="preserve"> (só se conhecem depois da entrega; o custo contém o resultado).</w:t>
             </w:r>
           </w:p>
         </w:tc>
@@ -1315,9 +1677,9 @@
               <w:right w:val="single" w:color="BFBFBF" w:sz="4"/>
             </w:tcBorders>
             <w:tcMar>
-              <w:top w:type="dxa" w:w="30"/>
-              <w:left w:type="dxa" w:w="70"/>
-              <w:bottom w:type="dxa" w:w="30"/>
+              <w:top w:type="dxa" w:w="25"/>
+              <w:left w:type="dxa" w:w="70"/>
+              <w:bottom w:type="dxa" w:w="25"/>
               <w:right w:type="dxa" w:w="70"/>
             </w:tcMar>
             <w:vAlign w:val="center"/>
@@ -1333,10 +1695,18 @@
                 <w:rFonts w:ascii="Calibri" w:cs="Calibri" w:eastAsia="Calibri" w:hAnsi="Calibri"/>
                 <w:b/>
                 <w:bCs/>
-                <w:sz w:val="17"/>
-                <w:szCs w:val="17"/>
-              </w:rPr>
-              <w:t xml:space="preserve">4. Conferir os cálculos</w:t>
+                <w:sz w:val="16"/>
+                <w:szCs w:val="16"/>
+              </w:rPr>
+              <w:t xml:space="preserve">4. Validar e interpretar</w:t>
+            </w:r>
+            <w:r>
+              <w:rPr>
+                <w:rFonts w:ascii="Calibri" w:cs="Calibri" w:eastAsia="Calibri" w:hAnsi="Calibri"/>
+                <w:sz w:val="16"/>
+                <w:szCs w:val="16"/>
+              </w:rPr>
+              <w:t xml:space="preserve"> (Claude)</w:t>
             </w:r>
           </w:p>
         </w:tc>
@@ -1350,9 +1720,9 @@
               <w:right w:val="single" w:color="BFBFBF" w:sz="4"/>
             </w:tcBorders>
             <w:tcMar>
-              <w:top w:type="dxa" w:w="30"/>
-              <w:left w:type="dxa" w:w="70"/>
-              <w:bottom w:type="dxa" w:w="30"/>
+              <w:top w:type="dxa" w:w="25"/>
+              <w:left w:type="dxa" w:w="70"/>
+              <w:bottom w:type="dxa" w:w="25"/>
               <w:right w:type="dxa" w:w="70"/>
             </w:tcMar>
             <w:vAlign w:val="center"/>
@@ -1366,10 +1736,10 @@
             <w:r>
               <w:rPr>
                 <w:rFonts w:ascii="Calibri" w:cs="Calibri" w:eastAsia="Calibri" w:hAnsi="Calibri"/>
-                <w:sz w:val="17"/>
-                <w:szCs w:val="17"/>
-              </w:rPr>
-              <w:t xml:space="preserve">«Recalcula os indicadores-chave por métodos diferentes antes de eu os implementar no Power BI.»</w:t>
+                <w:sz w:val="16"/>
+                <w:szCs w:val="16"/>
+              </w:rPr>
+              <w:t xml:space="preserve">«Como verifico no Power BI o padrão do visual e o que posso concluir?»</w:t>
             </w:r>
           </w:p>
         </w:tc>
@@ -1383,9 +1753,9 @@
               <w:right w:val="single" w:color="BFBFBF" w:sz="4"/>
             </w:tcBorders>
             <w:tcMar>
-              <w:top w:type="dxa" w:w="30"/>
-              <w:left w:type="dxa" w:w="70"/>
-              <w:bottom w:type="dxa" w:w="30"/>
+              <w:top w:type="dxa" w:w="25"/>
+              <w:left w:type="dxa" w:w="70"/>
+              <w:bottom w:type="dxa" w:w="25"/>
               <w:right w:type="dxa" w:w="70"/>
             </w:tcMar>
             <w:vAlign w:val="center"/>
@@ -1399,10 +1769,10 @@
             <w:r>
               <w:rPr>
                 <w:rFonts w:ascii="Calibri" w:cs="Calibri" w:eastAsia="Calibri" w:hAnsi="Calibri"/>
-                <w:sz w:val="17"/>
-                <w:szCs w:val="17"/>
-              </w:rPr>
-              <w:t xml:space="preserve">Cálculo independente em pandas, SQL e numpy, com resultados coincidentes (ex.: 93,80 % processadas ≤ 4 d.u.). Revelou que a convenção de contagem de dias úteis muda o resultado: 93,8 % / 91,1 % / 81,4 % / 68,9 % consoante a convenção.</w:t>
+                <w:sz w:val="16"/>
+                <w:szCs w:val="16"/>
+              </w:rPr>
+              <w:t xml:space="preserve">Matriz de % atrasadas por região × serviço, transportadora e centro (o padrão mantém-se: 2,1×–2,4×); os 29 clientes do Interior um a um; alertou que o visual mostra associação, não causa.</w:t>
             </w:r>
           </w:p>
         </w:tc>
@@ -1416,9 +1786,9 @@
               <w:right w:val="single" w:color="BFBFBF" w:sz="4"/>
             </w:tcBorders>
             <w:tcMar>
-              <w:top w:type="dxa" w:w="30"/>
-              <w:left w:type="dxa" w:w="70"/>
-              <w:bottom w:type="dxa" w:w="30"/>
+              <w:top w:type="dxa" w:w="25"/>
+              <w:left w:type="dxa" w:w="70"/>
+              <w:bottom w:type="dxa" w:w="25"/>
               <w:right w:type="dxa" w:w="70"/>
             </w:tcMar>
             <w:vAlign w:val="center"/>
@@ -1432,10 +1802,10 @@
             <w:r>
               <w:rPr>
                 <w:rFonts w:ascii="Calibri" w:cs="Calibri" w:eastAsia="Calibri" w:hAnsi="Calibri"/>
-                <w:sz w:val="17"/>
-                <w:szCs w:val="17"/>
-              </w:rPr>
-              <w:t xml:space="preserve">Comparei as minhas medidas DAX com estes valores e documentei a convenção na nota (Q3).</w:t>
+                <w:sz w:val="16"/>
+                <w:szCs w:val="16"/>
+              </w:rPr>
+              <w:t xml:space="preserve">Construí a matriz, comparei-a com o visual e usei o Interior como prioridade (Q8), com impacto quantificado.</w:t>
             </w:r>
           </w:p>
         </w:tc>
@@ -1474,7 +1844,7 @@
           <w:sz w:val="20"/>
           <w:szCs w:val="20"/>
         </w:rPr>
-        <w:t xml:space="preserve">Corrigida – dias úteis (Q3).</w:t>
+        <w:t xml:space="preserve">Rejeitada – conjunto de variáveis do ChatGPT.</w:t>
       </w:r>
       <w:r>
         <w:rPr>
@@ -1482,7 +1852,41 @@
           <w:sz w:val="20"/>
           <w:szCs w:val="20"/>
         </w:rPr>
-        <w:t xml:space="preserve"> A primeira sugestão usava NETWORKDAYS (que não existe em DAX nem em Power Query) e contava o dia útil da expedição, o que penalizava em 1 dia as 2 130 encomendas feitas ao fim de semana (19,9 %): a distribuição de dias de processamento aparecia deslocada. Foi substituída por um contador de dias úteis no calendário (du_antes) e pela convenção [encomenda ; expedição[.</w:t>
+        <w:t xml:space="preserve"> Propunha explicar os atrasos só com </w:t>
+      </w:r>
+      <w:r>
+        <w:rPr>
+          <w:rFonts w:ascii="Consolas" w:cs="Consolas" w:eastAsia="Consolas" w:hAnsi="Consolas"/>
+          <w:color w:val="7A1F1F"/>
+          <w:sz w:val="18"/>
+          <w:szCs w:val="18"/>
+        </w:rPr>
+        <w:t xml:space="preserve">custo_transporte</w:t>
+      </w:r>
+      <w:r>
+        <w:rPr>
+          <w:rFonts w:ascii="Calibri" w:cs="Calibri" w:eastAsia="Calibri" w:hAnsi="Calibri"/>
+          <w:sz w:val="20"/>
+          <w:szCs w:val="20"/>
+        </w:rPr>
+        <w:t xml:space="preserve"> e </w:t>
+      </w:r>
+      <w:r>
+        <w:rPr>
+          <w:rFonts w:ascii="Consolas" w:cs="Consolas" w:eastAsia="Consolas" w:hAnsi="Consolas"/>
+          <w:color w:val="7A1F1F"/>
+          <w:sz w:val="18"/>
+          <w:szCs w:val="18"/>
+        </w:rPr>
+        <w:t xml:space="preserve">tentativas_entrega</w:t>
+      </w:r>
+      <w:r>
+        <w:rPr>
+          <w:rFonts w:ascii="Calibri" w:cs="Calibri" w:eastAsia="Calibri" w:hAnsi="Calibri"/>
+          <w:sz w:val="20"/>
+          <w:szCs w:val="20"/>
+        </w:rPr>
+        <w:t xml:space="preserve">, precisamente as que mais fuga de informação introduzem: um visual construído assim «acertaria» por consequência do atraso (re-entregas), sem ajudar a decidir. Retirei-as e usei variáveis conhecidas no registo da encomenda.</w:t>
       </w:r>
     </w:p>
     <w:p>
@@ -1497,7 +1901,7 @@
           <w:sz w:val="20"/>
           <w:szCs w:val="20"/>
         </w:rPr>
-        <w:t xml:space="preserve">Melhorada – custo logístico por produto (Q2).</w:t>
+        <w:t xml:space="preserve">Corrigida – lista de «fatores».</w:t>
       </w:r>
       <w:r>
         <w:rPr>
@@ -1505,12 +1909,12 @@
           <w:sz w:val="20"/>
           <w:szCs w:val="20"/>
         </w:rPr>
-        <w:t xml:space="preserve"> A IA propôs devolver BLANK quando o indicador é filtrado por produto; melhorei-o alocando o custo logístico às linhas pelo peso, para que a soma reconcilie com o total em qualquer dimensão.</w:t>
+        <w:t xml:space="preserve"> Datas e identificador não são fatores explicativos; a própria resposta seguinte da IA reconheceu-o para o identificador (inconsistência entre respostas).</w:t>
       </w:r>
     </w:p>
     <w:p>
       <w:pPr>
-        <w:spacing w:after="55" w:line="252"/>
+        <w:spacing w:after="25" w:line="252"/>
       </w:pPr>
       <w:r>
         <w:rPr>
@@ -1520,7 +1924,7 @@
           <w:sz w:val="20"/>
           <w:szCs w:val="20"/>
         </w:rPr>
-        <w:t xml:space="preserve">Ajustada – variáveis do Key Influencers (Q9.2).</w:t>
+        <w:t xml:space="preserve">Adaptada – exemplos genéricos.</w:t>
       </w:r>
       <w:r>
         <w:rPr>
@@ -1528,7 +1932,7 @@
           <w:sz w:val="20"/>
           <w:szCs w:val="20"/>
         </w:rPr>
-        <w:t xml:space="preserve"> A lista inicial de variáveis a excluir não incluía </w:t>
+        <w:t xml:space="preserve"> O ChatGPT usou nomes que não existem no meu modelo (tabela </w:t>
       </w:r>
       <w:r>
         <w:rPr>
@@ -1537,7 +1941,7 @@
           <w:sz w:val="18"/>
           <w:szCs w:val="18"/>
         </w:rPr>
-        <w:t xml:space="preserve">custo_transporte</w:t>
+        <w:t xml:space="preserve">Entregas</w:t>
       </w:r>
       <w:r>
         <w:rPr>
@@ -1545,8 +1949,81 @@
           <w:sz w:val="20"/>
           <w:szCs w:val="20"/>
         </w:rPr>
-        <w:t xml:space="preserve">; a análise mostrou que contém o custo de re-entregas e foi excluída; o prazo prometido foi omitido por ser redundante com o tipo de serviço. </w:t>
-      </w:r>
+        <w:t xml:space="preserve">, </w:t>
+      </w:r>
+      <w:r>
+        <w:rPr>
+          <w:rFonts w:ascii="Consolas" w:cs="Consolas" w:eastAsia="Consolas" w:hAnsi="Consolas"/>
+          <w:color w:val="7A1F1F"/>
+          <w:sz w:val="18"/>
+          <w:szCs w:val="18"/>
+        </w:rPr>
+        <w:t xml:space="preserve">Estado_Entrega</w:t>
+      </w:r>
+      <w:r>
+        <w:rPr>
+          <w:rFonts w:ascii="Calibri" w:cs="Calibri" w:eastAsia="Calibri" w:hAnsi="Calibri"/>
+          <w:sz w:val="20"/>
+          <w:szCs w:val="20"/>
+        </w:rPr>
+        <w:t xml:space="preserve">, </w:t>
+      </w:r>
+      <w:r>
+        <w:rPr>
+          <w:rFonts w:ascii="Consolas" w:cs="Consolas" w:eastAsia="Consolas" w:hAnsi="Consolas"/>
+          <w:color w:val="7A1F1F"/>
+          <w:sz w:val="18"/>
+          <w:szCs w:val="18"/>
+        </w:rPr>
+        <w:t xml:space="preserve">COUNTROWS(Entregas)</w:t>
+      </w:r>
+      <w:r>
+        <w:rPr>
+          <w:rFonts w:ascii="Calibri" w:cs="Calibri" w:eastAsia="Calibri" w:hAnsi="Calibri"/>
+          <w:sz w:val="20"/>
+          <w:szCs w:val="20"/>
+        </w:rPr>
+        <w:t xml:space="preserve">); adaptei ao modelo real (as entregas estão fundidas em </w:t>
+      </w:r>
+      <w:r>
+        <w:rPr>
+          <w:rFonts w:ascii="Consolas" w:cs="Consolas" w:eastAsia="Consolas" w:hAnsi="Consolas"/>
+          <w:color w:val="7A1F1F"/>
+          <w:sz w:val="18"/>
+          <w:szCs w:val="18"/>
+        </w:rPr>
+        <w:t xml:space="preserve">encomendas</w:t>
+      </w:r>
+      <w:r>
+        <w:rPr>
+          <w:rFonts w:ascii="Calibri" w:cs="Calibri" w:eastAsia="Calibri" w:hAnsi="Calibri"/>
+          <w:sz w:val="20"/>
+          <w:szCs w:val="20"/>
+        </w:rPr>
+        <w:t xml:space="preserve">; já existia </w:t>
+      </w:r>
+      <w:r>
+        <w:rPr>
+          <w:rFonts w:ascii="Consolas" w:cs="Consolas" w:eastAsia="Consolas" w:hAnsi="Consolas"/>
+          <w:color w:val="7A1F1F"/>
+          <w:sz w:val="18"/>
+          <w:szCs w:val="18"/>
+        </w:rPr>
+        <w:t xml:space="preserve">entrega_atrasada</w:t>
+      </w:r>
+      <w:r>
+        <w:rPr>
+          <w:rFonts w:ascii="Calibri" w:cs="Calibri" w:eastAsia="Calibri" w:hAnsi="Calibri"/>
+          <w:sz w:val="20"/>
+          <w:szCs w:val="20"/>
+        </w:rPr>
+        <w:t xml:space="preserve">).</w:t>
+      </w:r>
+    </w:p>
+    <w:p>
+      <w:pPr>
+        <w:spacing w:after="55" w:line="252"/>
+      </w:pPr>
       <w:r>
         <w:rPr>
           <w:rFonts w:ascii="Calibri" w:cs="Calibri" w:eastAsia="Calibri" w:hAnsi="Calibri"/>
@@ -1555,7 +2032,7 @@
           <w:sz w:val="20"/>
           <w:szCs w:val="20"/>
         </w:rPr>
-        <w:t xml:space="preserve">Corrigida – DAX:</w:t>
+        <w:t xml:space="preserve">Corrigida – dias úteis (Q3, Claude).</w:t>
       </w:r>
       <w:r>
         <w:rPr>
@@ -1563,41 +2040,7 @@
           <w:sz w:val="20"/>
           <w:szCs w:val="20"/>
         </w:rPr>
-        <w:t xml:space="preserve"> </w:t>
-      </w:r>
-      <w:r>
-        <w:rPr>
-          <w:rFonts w:ascii="Consolas" w:cs="Consolas" w:eastAsia="Consolas" w:hAnsi="Consolas"/>
-          <w:color w:val="7A1F1F"/>
-          <w:sz w:val="18"/>
-          <w:szCs w:val="18"/>
-        </w:rPr>
-        <w:t xml:space="preserve">ALL(encomendas)</w:t>
-      </w:r>
-      <w:r>
-        <w:rPr>
-          <w:rFonts w:ascii="Calibri" w:cs="Calibri" w:eastAsia="Calibri" w:hAnsi="Calibri"/>
-          <w:sz w:val="20"/>
-          <w:szCs w:val="20"/>
-        </w:rPr>
-        <w:t xml:space="preserve"> não limpa filtros vindos do calendário; passou a </w:t>
-      </w:r>
-      <w:r>
-        <w:rPr>
-          <w:rFonts w:ascii="Consolas" w:cs="Consolas" w:eastAsia="Consolas" w:hAnsi="Consolas"/>
-          <w:color w:val="7A1F1F"/>
-          <w:sz w:val="18"/>
-          <w:szCs w:val="18"/>
-        </w:rPr>
-        <w:t xml:space="preserve">ALL()</w:t>
-      </w:r>
-      <w:r>
-        <w:rPr>
-          <w:rFonts w:ascii="Calibri" w:cs="Calibri" w:eastAsia="Calibri" w:hAnsi="Calibri"/>
-          <w:sz w:val="20"/>
-          <w:szCs w:val="20"/>
-        </w:rPr>
-        <w:t xml:space="preserve">.</w:t>
+        <w:t xml:space="preserve"> A primeira ideia, NETWORKDAYS, não existe em DAX; usei um contador de dias úteis no calendário (du_antes) e a convenção [encomenda ; expedição[, que muda o resultado: 93,8 % / 91,1 % / 81,4 % / 68,9 % consoante a convenção.</w:t>
       </w:r>
     </w:p>
     <w:p>
@@ -1664,7 +2107,7 @@
           <w:sz w:val="20"/>
           <w:szCs w:val="20"/>
         </w:rPr>
-        <w:t xml:space="preserve"> a ferramenta acelera, mas errou em detalhes (função inexistente em DAX, contexto de filtro, convenção de dias úteis). Cada medida foi verificada contra um cálculo independente e as convenções (dias úteis, período comparável, custo logístico por produto) ficaram explícitas e justificadas, porque mudam as conclusões.</w:t>
+        <w:t xml:space="preserve"> as ferramentas aceleram, mas erraram em detalhes (lista de variáveis do ChatGPT com fuga de informação, função inexistente em DAX, convenção de dias úteis). Cada medida foi verificada contra um cálculo independente e as convenções (dias úteis, período comparável, custo logístico por produto) ficaram explícitas e justificadas, porque mudam as conclusões.</w:t>
       </w:r>
     </w:p>
     <w:sectPr>

--- a/powerbi_logistica/IA_CODIGO.docx
+++ b/powerbi_logistica/IA_CODIGO.docx
@@ -2032,15 +2032,137 @@
           <w:sz w:val="20"/>
           <w:szCs w:val="20"/>
         </w:rPr>
-        <w:t xml:space="preserve">Corrigida – dias úteis (Q3, Claude).</w:t>
-      </w:r>
-      <w:r>
-        <w:rPr>
-          <w:rFonts w:ascii="Calibri" w:cs="Calibri" w:eastAsia="Calibri" w:hAnsi="Calibri"/>
-          <w:sz w:val="20"/>
-          <w:szCs w:val="20"/>
-        </w:rPr>
-        <w:t xml:space="preserve"> A primeira ideia, NETWORKDAYS, não existe em DAX; usei um contador de dias úteis no calendário (du_antes) e a convenção [encomenda ; expedição[, que muda o resultado: 93,8 % / 91,1 % / 81,4 % / 68,9 % consoante a convenção.</w:t>
+        <w:t xml:space="preserve">Erros ao implementar e como os resolvi (Claude).</w:t>
+      </w:r>
+      <w:r>
+        <w:rPr>
+          <w:rFonts w:ascii="Calibri" w:cs="Calibri" w:eastAsia="Calibri" w:hAnsi="Calibri"/>
+          <w:sz w:val="20"/>
+          <w:szCs w:val="20"/>
+        </w:rPr>
+        <w:t xml:space="preserve"> (a) Fórmulas criadas como </w:t>
+      </w:r>
+      <w:r>
+        <w:rPr>
+          <w:rFonts w:ascii="Calibri" w:cs="Calibri" w:eastAsia="Calibri" w:hAnsi="Calibri"/>
+          <w:b/>
+          <w:bCs/>
+          <w:sz w:val="20"/>
+          <w:szCs w:val="20"/>
+        </w:rPr>
+        <w:t xml:space="preserve">medida</w:t>
+      </w:r>
+      <w:r>
+        <w:rPr>
+          <w:rFonts w:ascii="Calibri" w:cs="Calibri" w:eastAsia="Calibri" w:hAnsi="Calibri"/>
+          <w:sz w:val="20"/>
+          <w:szCs w:val="20"/>
+        </w:rPr>
+        <w:t xml:space="preserve"> em vez de </w:t>
+      </w:r>
+      <w:r>
+        <w:rPr>
+          <w:rFonts w:ascii="Calibri" w:cs="Calibri" w:eastAsia="Calibri" w:hAnsi="Calibri"/>
+          <w:b/>
+          <w:bCs/>
+          <w:sz w:val="20"/>
+          <w:szCs w:val="20"/>
+        </w:rPr>
+        <w:t xml:space="preserve">coluna calculada</w:t>
+      </w:r>
+      <w:r>
+        <w:rPr>
+          <w:rFonts w:ascii="Calibri" w:cs="Calibri" w:eastAsia="Calibri" w:hAnsi="Calibri"/>
+          <w:sz w:val="20"/>
+          <w:szCs w:val="20"/>
+        </w:rPr>
+        <w:t xml:space="preserve"> davam «A single value for column … cannot be determined»: recriei-as como colunas em </w:t>
+      </w:r>
+      <w:r>
+        <w:rPr>
+          <w:rFonts w:ascii="Consolas" w:cs="Consolas" w:eastAsia="Consolas" w:hAnsi="Consolas"/>
+          <w:color w:val="7A1F1F"/>
+          <w:sz w:val="18"/>
+          <w:szCs w:val="18"/>
+        </w:rPr>
+        <w:t xml:space="preserve">encomendas</w:t>
+      </w:r>
+      <w:r>
+        <w:rPr>
+          <w:rFonts w:ascii="Calibri" w:cs="Calibri" w:eastAsia="Calibri" w:hAnsi="Calibri"/>
+          <w:sz w:val="20"/>
+          <w:szCs w:val="20"/>
+        </w:rPr>
+        <w:t xml:space="preserve">; (b) </w:t>
+      </w:r>
+      <w:r>
+        <w:rPr>
+          <w:rFonts w:ascii="Consolas" w:cs="Consolas" w:eastAsia="Consolas" w:hAnsi="Consolas"/>
+          <w:color w:val="7A1F1F"/>
+          <w:sz w:val="18"/>
+          <w:szCs w:val="18"/>
+        </w:rPr>
+        <w:t xml:space="preserve">LOOKUPVALUE</w:t>
+      </w:r>
+      <w:r>
+        <w:rPr>
+          <w:rFonts w:ascii="Calibri" w:cs="Calibri" w:eastAsia="Calibri" w:hAnsi="Calibri"/>
+          <w:sz w:val="20"/>
+          <w:szCs w:val="20"/>
+        </w:rPr>
+        <w:t xml:space="preserve"> falhava por tipos incompatíveis (data vs texto): corrigi os tipos no Power Query; (c) a consulta </w:t>
+      </w:r>
+      <w:r>
+        <w:rPr>
+          <w:rFonts w:ascii="Consolas" w:cs="Consolas" w:eastAsia="Consolas" w:hAnsi="Consolas"/>
+          <w:color w:val="7A1F1F"/>
+          <w:sz w:val="18"/>
+          <w:szCs w:val="18"/>
+        </w:rPr>
+        <w:t xml:space="preserve">encomendas</w:t>
+      </w:r>
+      <w:r>
+        <w:rPr>
+          <w:rFonts w:ascii="Calibri" w:cs="Calibri" w:eastAsia="Calibri" w:hAnsi="Calibri"/>
+          <w:sz w:val="20"/>
+          <w:szCs w:val="20"/>
+        </w:rPr>
+        <w:t xml:space="preserve"> não incluía as colunas das entregas: fundi as duas tabelas (1:1). </w:t>
+      </w:r>
+      <w:r>
+        <w:rPr>
+          <w:rFonts w:ascii="Calibri" w:cs="Calibri" w:eastAsia="Calibri" w:hAnsi="Calibri"/>
+          <w:b/>
+          <w:bCs/>
+          <w:sz w:val="20"/>
+          <w:szCs w:val="20"/>
+        </w:rPr>
+        <w:t xml:space="preserve">Decisão – dias úteis (Q3):</w:t>
+      </w:r>
+      <w:r>
+        <w:rPr>
+          <w:rFonts w:ascii="Calibri" w:cs="Calibri" w:eastAsia="Calibri" w:hAnsi="Calibri"/>
+          <w:sz w:val="20"/>
+          <w:szCs w:val="20"/>
+        </w:rPr>
+        <w:t xml:space="preserve"> o DAX não tem </w:t>
+      </w:r>
+      <w:r>
+        <w:rPr>
+          <w:rFonts w:ascii="Consolas" w:cs="Consolas" w:eastAsia="Consolas" w:hAnsi="Consolas"/>
+          <w:color w:val="7A1F1F"/>
+          <w:sz w:val="18"/>
+          <w:szCs w:val="18"/>
+        </w:rPr>
+        <w:t xml:space="preserve">NETWORKDAYS</w:t>
+      </w:r>
+      <w:r>
+        <w:rPr>
+          <w:rFonts w:ascii="Calibri" w:cs="Calibri" w:eastAsia="Calibri" w:hAnsi="Calibri"/>
+          <w:sz w:val="20"/>
+          <w:szCs w:val="20"/>
+        </w:rPr>
+        <w:t xml:space="preserve"> (função do Excel), por isso usei um contador de dias úteis no calendário (du_antes) e a convenção [encomenda ; expedição[, que muda o resultado: 93,8 % / 91,1 % / 81,4 % / 68,9 % consoante a convenção.</w:t>
       </w:r>
     </w:p>
     <w:p>

--- a/powerbi_logistica/IA_CODIGO.docx
+++ b/powerbi_logistica/IA_CODIGO.docx
@@ -256,7 +256,7 @@
           <w:sz w:val="25"/>
           <w:szCs w:val="25"/>
         </w:rPr>
-        <w:t xml:space="preserve">1. Ferramentas utilizadas</w:t>
+        <w:t xml:space="preserve">1. Ferramenta utilizada</w:t>
       </w:r>
     </w:p>
     <w:tbl>
@@ -272,9 +272,9 @@
         </w:tblBorders>
       </w:tblPr>
       <w:tblGrid>
-        <w:gridCol w:w="2300"/>
-        <w:gridCol w:w="6300"/>
-        <w:gridCol w:w="1266"/>
+        <w:gridCol w:w="2600"/>
+        <w:gridCol w:w="5900"/>
+        <w:gridCol w:w="1366"/>
       </w:tblGrid>
       <w:tr>
         <w:trPr>
@@ -283,7 +283,7 @@
         </w:trPr>
         <w:tc>
           <w:tcPr>
-            <w:tcW w:type="dxa" w:w="2300"/>
+            <w:tcW w:type="dxa" w:w="2600"/>
             <w:tcBorders>
               <w:top w:val="single" w:color="BFBFBF" w:sz="4"/>
               <w:left w:val="single" w:color="BFBFBF" w:sz="4"/>
@@ -319,7 +319,7 @@
         </w:tc>
         <w:tc>
           <w:tcPr>
-            <w:tcW w:type="dxa" w:w="6300"/>
+            <w:tcW w:type="dxa" w:w="5900"/>
             <w:tcBorders>
               <w:top w:val="single" w:color="BFBFBF" w:sz="4"/>
               <w:left w:val="single" w:color="BFBFBF" w:sz="4"/>
@@ -355,7 +355,7 @@
         </w:tc>
         <w:tc>
           <w:tcPr>
-            <w:tcW w:type="dxa" w:w="1266"/>
+            <w:tcW w:type="dxa" w:w="1366"/>
             <w:tcBorders>
               <w:top w:val="single" w:color="BFBFBF" w:sz="4"/>
               <w:left w:val="single" w:color="BFBFBF" w:sz="4"/>
@@ -397,7 +397,7 @@
         </w:trPr>
         <w:tc>
           <w:tcPr>
-            <w:tcW w:type="dxa" w:w="2300"/>
+            <w:tcW w:type="dxa" w:w="2600"/>
             <w:tcBorders>
               <w:top w:val="single" w:color="BFBFBF" w:sz="4"/>
               <w:left w:val="single" w:color="BFBFBF" w:sz="4"/>
@@ -414,7 +414,7 @@
           </w:tcPr>
           <w:p>
             <w:pPr>
-              <w:keepNext/>
+              <w:keepNext w:val="false"/>
               <w:spacing w:after="0" w:line="240"/>
               <w:jc w:val="left"/>
             </w:pPr>
@@ -434,22 +434,13 @@
                 <w:sz w:val="16"/>
                 <w:szCs w:val="16"/>
               </w:rPr>
-              <w:t xml:space="preserve"> (OpenAI) </w:t>
-            </w:r>
-            <w:r>
-              <w:rPr>
-                <w:rFonts w:ascii="Calibri" w:cs="Calibri" w:eastAsia="Calibri" w:hAnsi="Calibri"/>
-                <w:sz w:val="16"/>
-                <w:szCs w:val="16"/>
-                <w:shd w:fill="FFF200" w:color="auto" w:val="clear"/>
-              </w:rPr>
-              <w:t xml:space="preserve">[modelo/versão]</w:t>
-            </w:r>
-          </w:p>
-        </w:tc>
-        <w:tc>
-          <w:tcPr>
-            <w:tcW w:type="dxa" w:w="6300"/>
+              <w:t xml:space="preserve"> (OpenAI) GPT-6</w:t>
+            </w:r>
+          </w:p>
+        </w:tc>
+        <w:tc>
+          <w:tcPr>
+            <w:tcW w:type="dxa" w:w="5900"/>
             <w:tcBorders>
               <w:top w:val="single" w:color="BFBFBF" w:sz="4"/>
               <w:left w:val="single" w:color="BFBFBF" w:sz="4"/>
@@ -466,7 +457,7 @@
           </w:tcPr>
           <w:p>
             <w:pPr>
-              <w:keepNext/>
+              <w:keepNext w:val="false"/>
               <w:spacing w:after="0" w:line="240"/>
               <w:jc w:val="left"/>
             </w:pPr>
@@ -492,7 +483,7 @@
         </w:tc>
         <w:tc>
           <w:tcPr>
-            <w:tcW w:type="dxa" w:w="1266"/>
+            <w:tcW w:type="dxa" w:w="1366"/>
             <w:tcBorders>
               <w:top w:val="single" w:color="BFBFBF" w:sz="4"/>
               <w:left w:val="single" w:color="BFBFBF" w:sz="4"/>
@@ -509,7 +500,7 @@
           </w:tcPr>
           <w:p>
             <w:pPr>
-              <w:keepNext/>
+              <w:keepNext w:val="false"/>
               <w:spacing w:after="0" w:line="240"/>
               <w:jc w:val="center"/>
             </w:pPr>
@@ -521,148 +512,6 @@
                 <w:shd w:fill="FFF200" w:color="auto" w:val="clear"/>
               </w:rPr>
               <w:t xml:space="preserve">[dd/mm/aaaa]</w:t>
-            </w:r>
-          </w:p>
-        </w:tc>
-      </w:tr>
-      <w:tr>
-        <w:trPr>
-          <w:cantSplit/>
-          <w:tblHeader w:val="false"/>
-        </w:trPr>
-        <w:tc>
-          <w:tcPr>
-            <w:tcW w:type="dxa" w:w="2300"/>
-            <w:tcBorders>
-              <w:top w:val="single" w:color="BFBFBF" w:sz="4"/>
-              <w:left w:val="single" w:color="BFBFBF" w:sz="4"/>
-              <w:bottom w:val="single" w:color="BFBFBF" w:sz="4"/>
-              <w:right w:val="single" w:color="BFBFBF" w:sz="4"/>
-            </w:tcBorders>
-            <w:tcMar>
-              <w:top w:type="dxa" w:w="25"/>
-              <w:left w:type="dxa" w:w="70"/>
-              <w:bottom w:type="dxa" w:w="25"/>
-              <w:right w:type="dxa" w:w="70"/>
-            </w:tcMar>
-            <w:vAlign w:val="center"/>
-          </w:tcPr>
-          <w:p>
-            <w:pPr>
-              <w:keepNext w:val="false"/>
-              <w:spacing w:after="0" w:line="240"/>
-              <w:jc w:val="left"/>
-            </w:pPr>
-            <w:r>
-              <w:rPr>
-                <w:rFonts w:ascii="Calibri" w:cs="Calibri" w:eastAsia="Calibri" w:hAnsi="Calibri"/>
-                <w:b/>
-                <w:bCs/>
-                <w:sz w:val="16"/>
-                <w:szCs w:val="16"/>
-              </w:rPr>
-              <w:t xml:space="preserve">Claude</w:t>
-            </w:r>
-            <w:r>
-              <w:rPr>
-                <w:rFonts w:ascii="Calibri" w:cs="Calibri" w:eastAsia="Calibri" w:hAnsi="Calibri"/>
-                <w:sz w:val="16"/>
-                <w:szCs w:val="16"/>
-              </w:rPr>
-              <w:t xml:space="preserve"> (Anthropic) </w:t>
-            </w:r>
-            <w:r>
-              <w:rPr>
-                <w:rFonts w:ascii="Calibri" w:cs="Calibri" w:eastAsia="Calibri" w:hAnsi="Calibri"/>
-                <w:sz w:val="16"/>
-                <w:szCs w:val="16"/>
-                <w:shd w:fill="FFF200" w:color="auto" w:val="clear"/>
-              </w:rPr>
-              <w:t xml:space="preserve">[modelo/versão]</w:t>
-            </w:r>
-          </w:p>
-        </w:tc>
-        <w:tc>
-          <w:tcPr>
-            <w:tcW w:type="dxa" w:w="6300"/>
-            <w:tcBorders>
-              <w:top w:val="single" w:color="BFBFBF" w:sz="4"/>
-              <w:left w:val="single" w:color="BFBFBF" w:sz="4"/>
-              <w:bottom w:val="single" w:color="BFBFBF" w:sz="4"/>
-              <w:right w:val="single" w:color="BFBFBF" w:sz="4"/>
-            </w:tcBorders>
-            <w:tcMar>
-              <w:top w:type="dxa" w:w="25"/>
-              <w:left w:type="dxa" w:w="70"/>
-              <w:bottom w:type="dxa" w:w="25"/>
-              <w:right w:type="dxa" w:w="70"/>
-            </w:tcMar>
-            <w:vAlign w:val="center"/>
-          </w:tcPr>
-          <w:p>
-            <w:pPr>
-              <w:keepNext w:val="false"/>
-              <w:spacing w:after="0" w:line="240"/>
-              <w:jc w:val="left"/>
-            </w:pPr>
-            <w:r>
-              <w:rPr>
-                <w:rFonts w:ascii="Calibri" w:cs="Calibri" w:eastAsia="Calibri" w:hAnsi="Calibri"/>
-                <w:sz w:val="16"/>
-                <w:szCs w:val="16"/>
-              </w:rPr>
-              <w:t xml:space="preserve">Apoio passo a passo na construção do .pbix (Power Query, colunas e medidas DAX, visuais) e </w:t>
-            </w:r>
-            <w:r>
-              <w:rPr>
-                <w:rFonts w:ascii="Calibri" w:cs="Calibri" w:eastAsia="Calibri" w:hAnsi="Calibri"/>
-                <w:b/>
-                <w:bCs/>
-                <w:sz w:val="16"/>
-                <w:szCs w:val="16"/>
-              </w:rPr>
-              <w:t xml:space="preserve">cálculos independentes de conferência</w:t>
-            </w:r>
-            <w:r>
-              <w:rPr>
-                <w:rFonts w:ascii="Calibri" w:cs="Calibri" w:eastAsia="Calibri" w:hAnsi="Calibri"/>
-                <w:sz w:val="16"/>
-                <w:szCs w:val="16"/>
-              </w:rPr>
-              <w:t xml:space="preserve"> (Python, SQL); rascunho da nota. Validei cada resultado no Power BI.</w:t>
-            </w:r>
-          </w:p>
-        </w:tc>
-        <w:tc>
-          <w:tcPr>
-            <w:tcW w:type="dxa" w:w="1266"/>
-            <w:tcBorders>
-              <w:top w:val="single" w:color="BFBFBF" w:sz="4"/>
-              <w:left w:val="single" w:color="BFBFBF" w:sz="4"/>
-              <w:bottom w:val="single" w:color="BFBFBF" w:sz="4"/>
-              <w:right w:val="single" w:color="BFBFBF" w:sz="4"/>
-            </w:tcBorders>
-            <w:tcMar>
-              <w:top w:type="dxa" w:w="25"/>
-              <w:left w:type="dxa" w:w="70"/>
-              <w:bottom w:type="dxa" w:w="25"/>
-              <w:right w:type="dxa" w:w="70"/>
-            </w:tcMar>
-            <w:vAlign w:val="center"/>
-          </w:tcPr>
-          <w:p>
-            <w:pPr>
-              <w:keepNext w:val="false"/>
-              <w:spacing w:after="0" w:line="240"/>
-              <w:jc w:val="center"/>
-            </w:pPr>
-            <w:r>
-              <w:rPr>
-                <w:rFonts w:ascii="Calibri" w:cs="Calibri" w:eastAsia="Calibri" w:hAnsi="Calibri"/>
-                <w:sz w:val="16"/>
-                <w:szCs w:val="16"/>
-              </w:rPr>
-              <w:t xml:space="preserve">10–15/10/2026</w:t>
             </w:r>
           </w:p>
         </w:tc>
@@ -678,25 +527,7 @@
           <w:sz w:val="17"/>
           <w:szCs w:val="17"/>
         </w:rPr>
-        <w:t xml:space="preserve">Os valores calculados fora do Power BI serviram apenas para </w:t>
-      </w:r>
-      <w:r>
-        <w:rPr>
-          <w:rFonts w:ascii="Calibri" w:cs="Calibri" w:eastAsia="Calibri" w:hAnsi="Calibri"/>
-          <w:b/>
-          <w:bCs/>
-          <w:sz w:val="17"/>
-          <w:szCs w:val="17"/>
-        </w:rPr>
-        <w:t xml:space="preserve">conferir</w:t>
-      </w:r>
-      <w:r>
-        <w:rPr>
-          <w:rFonts w:ascii="Calibri" w:cs="Calibri" w:eastAsia="Calibri" w:hAnsi="Calibri"/>
-          <w:sz w:val="17"/>
-          <w:szCs w:val="17"/>
-        </w:rPr>
-        <w:t xml:space="preserve"> resultados; o modelo, as colunas calculadas e as medidas foram construídos no Power BI e nada foi importado de ferramentas externas.</w:t>
+        <w:t xml:space="preserve">O modelo, as colunas calculadas e as medidas foram construídos no Power BI.</w:t>
       </w:r>
     </w:p>
     <w:p>
@@ -1425,7 +1256,7 @@
           </w:tcPr>
           <w:p>
             <w:pPr>
-              <w:keepNext/>
+              <w:keepNext w:val="false"/>
               <w:spacing w:after="0" w:line="240"/>
               <w:jc w:val="left"/>
             </w:pPr>
@@ -1468,7 +1299,7 @@
           </w:tcPr>
           <w:p>
             <w:pPr>
-              <w:keepNext/>
+              <w:keepNext w:val="false"/>
               <w:spacing w:after="0" w:line="240"/>
               <w:jc w:val="left"/>
             </w:pPr>
@@ -1501,7 +1332,7 @@
           </w:tcPr>
           <w:p>
             <w:pPr>
-              <w:keepNext/>
+              <w:keepNext w:val="false"/>
               <w:spacing w:after="0" w:line="240"/>
               <w:jc w:val="left"/>
             </w:pPr>
@@ -1619,7 +1450,7 @@
           </w:tcPr>
           <w:p>
             <w:pPr>
-              <w:keepNext/>
+              <w:keepNext w:val="false"/>
               <w:spacing w:after="0" w:line="240"/>
               <w:jc w:val="left"/>
             </w:pPr>
@@ -1658,154 +1489,6 @@
                 <w:szCs w:val="16"/>
               </w:rPr>
               <w:t xml:space="preserve"> (só se conhecem depois da entrega; o custo contém o resultado).</w:t>
-            </w:r>
-          </w:p>
-        </w:tc>
-      </w:tr>
-      <w:tr>
-        <w:trPr>
-          <w:cantSplit/>
-          <w:tblHeader w:val="false"/>
-        </w:trPr>
-        <w:tc>
-          <w:tcPr>
-            <w:tcW w:type="dxa" w:w="1450"/>
-            <w:tcBorders>
-              <w:top w:val="single" w:color="BFBFBF" w:sz="4"/>
-              <w:left w:val="single" w:color="BFBFBF" w:sz="4"/>
-              <w:bottom w:val="single" w:color="BFBFBF" w:sz="4"/>
-              <w:right w:val="single" w:color="BFBFBF" w:sz="4"/>
-            </w:tcBorders>
-            <w:tcMar>
-              <w:top w:type="dxa" w:w="25"/>
-              <w:left w:type="dxa" w:w="70"/>
-              <w:bottom w:type="dxa" w:w="25"/>
-              <w:right w:type="dxa" w:w="70"/>
-            </w:tcMar>
-            <w:vAlign w:val="center"/>
-          </w:tcPr>
-          <w:p>
-            <w:pPr>
-              <w:keepNext w:val="false"/>
-              <w:spacing w:after="0" w:line="240"/>
-              <w:jc w:val="left"/>
-            </w:pPr>
-            <w:r>
-              <w:rPr>
-                <w:rFonts w:ascii="Calibri" w:cs="Calibri" w:eastAsia="Calibri" w:hAnsi="Calibri"/>
-                <w:b/>
-                <w:bCs/>
-                <w:sz w:val="16"/>
-                <w:szCs w:val="16"/>
-              </w:rPr>
-              <w:t xml:space="preserve">4. Validar e interpretar</w:t>
-            </w:r>
-            <w:r>
-              <w:rPr>
-                <w:rFonts w:ascii="Calibri" w:cs="Calibri" w:eastAsia="Calibri" w:hAnsi="Calibri"/>
-                <w:sz w:val="16"/>
-                <w:szCs w:val="16"/>
-              </w:rPr>
-              <w:t xml:space="preserve"> (Claude)</w:t>
-            </w:r>
-          </w:p>
-        </w:tc>
-        <w:tc>
-          <w:tcPr>
-            <w:tcW w:type="dxa" w:w="2100"/>
-            <w:tcBorders>
-              <w:top w:val="single" w:color="BFBFBF" w:sz="4"/>
-              <w:left w:val="single" w:color="BFBFBF" w:sz="4"/>
-              <w:bottom w:val="single" w:color="BFBFBF" w:sz="4"/>
-              <w:right w:val="single" w:color="BFBFBF" w:sz="4"/>
-            </w:tcBorders>
-            <w:tcMar>
-              <w:top w:type="dxa" w:w="25"/>
-              <w:left w:type="dxa" w:w="70"/>
-              <w:bottom w:type="dxa" w:w="25"/>
-              <w:right w:type="dxa" w:w="70"/>
-            </w:tcMar>
-            <w:vAlign w:val="center"/>
-          </w:tcPr>
-          <w:p>
-            <w:pPr>
-              <w:keepNext w:val="false"/>
-              <w:spacing w:after="0" w:line="240"/>
-              <w:jc w:val="left"/>
-            </w:pPr>
-            <w:r>
-              <w:rPr>
-                <w:rFonts w:ascii="Calibri" w:cs="Calibri" w:eastAsia="Calibri" w:hAnsi="Calibri"/>
-                <w:sz w:val="16"/>
-                <w:szCs w:val="16"/>
-              </w:rPr>
-              <w:t xml:space="preserve">«Como verifico no Power BI o padrão do visual e o que posso concluir?»</w:t>
-            </w:r>
-          </w:p>
-        </w:tc>
-        <w:tc>
-          <w:tcPr>
-            <w:tcW w:type="dxa" w:w="3900"/>
-            <w:tcBorders>
-              <w:top w:val="single" w:color="BFBFBF" w:sz="4"/>
-              <w:left w:val="single" w:color="BFBFBF" w:sz="4"/>
-              <w:bottom w:val="single" w:color="BFBFBF" w:sz="4"/>
-              <w:right w:val="single" w:color="BFBFBF" w:sz="4"/>
-            </w:tcBorders>
-            <w:tcMar>
-              <w:top w:type="dxa" w:w="25"/>
-              <w:left w:type="dxa" w:w="70"/>
-              <w:bottom w:type="dxa" w:w="25"/>
-              <w:right w:type="dxa" w:w="70"/>
-            </w:tcMar>
-            <w:vAlign w:val="center"/>
-          </w:tcPr>
-          <w:p>
-            <w:pPr>
-              <w:keepNext w:val="false"/>
-              <w:spacing w:after="0" w:line="240"/>
-              <w:jc w:val="left"/>
-            </w:pPr>
-            <w:r>
-              <w:rPr>
-                <w:rFonts w:ascii="Calibri" w:cs="Calibri" w:eastAsia="Calibri" w:hAnsi="Calibri"/>
-                <w:sz w:val="16"/>
-                <w:szCs w:val="16"/>
-              </w:rPr>
-              <w:t xml:space="preserve">Matriz de % atrasadas por região × serviço, transportadora e centro (o padrão mantém-se: 2,1×–2,4×); os 29 clientes do Interior um a um; alertou que o visual mostra associação, não causa.</w:t>
-            </w:r>
-          </w:p>
-        </w:tc>
-        <w:tc>
-          <w:tcPr>
-            <w:tcW w:type="dxa" w:w="2416"/>
-            <w:tcBorders>
-              <w:top w:val="single" w:color="BFBFBF" w:sz="4"/>
-              <w:left w:val="single" w:color="BFBFBF" w:sz="4"/>
-              <w:bottom w:val="single" w:color="BFBFBF" w:sz="4"/>
-              <w:right w:val="single" w:color="BFBFBF" w:sz="4"/>
-            </w:tcBorders>
-            <w:tcMar>
-              <w:top w:type="dxa" w:w="25"/>
-              <w:left w:type="dxa" w:w="70"/>
-              <w:bottom w:type="dxa" w:w="25"/>
-              <w:right w:type="dxa" w:w="70"/>
-            </w:tcMar>
-            <w:vAlign w:val="center"/>
-          </w:tcPr>
-          <w:p>
-            <w:pPr>
-              <w:keepNext w:val="false"/>
-              <w:spacing w:after="0" w:line="240"/>
-              <w:jc w:val="left"/>
-            </w:pPr>
-            <w:r>
-              <w:rPr>
-                <w:rFonts w:ascii="Calibri" w:cs="Calibri" w:eastAsia="Calibri" w:hAnsi="Calibri"/>
-                <w:sz w:val="16"/>
-                <w:szCs w:val="16"/>
-              </w:rPr>
-              <w:t xml:space="preserve">Construí a matriz, comparei-a com o visual e usei o Interior como prioridade (Q8), com impacto quantificado.</w:t>
             </w:r>
           </w:p>
         </w:tc>
@@ -1914,7 +1597,7 @@
     </w:p>
     <w:p>
       <w:pPr>
-        <w:spacing w:after="25" w:line="252"/>
+        <w:spacing w:after="55" w:line="252"/>
       </w:pPr>
       <w:r>
         <w:rPr>
@@ -2018,151 +1701,6 @@
           <w:szCs w:val="20"/>
         </w:rPr>
         <w:t xml:space="preserve">).</w:t>
-      </w:r>
-    </w:p>
-    <w:p>
-      <w:pPr>
-        <w:spacing w:after="55" w:line="252"/>
-      </w:pPr>
-      <w:r>
-        <w:rPr>
-          <w:rFonts w:ascii="Calibri" w:cs="Calibri" w:eastAsia="Calibri" w:hAnsi="Calibri"/>
-          <w:b/>
-          <w:bCs/>
-          <w:sz w:val="20"/>
-          <w:szCs w:val="20"/>
-        </w:rPr>
-        <w:t xml:space="preserve">Erros ao implementar e como os resolvi (Claude).</w:t>
-      </w:r>
-      <w:r>
-        <w:rPr>
-          <w:rFonts w:ascii="Calibri" w:cs="Calibri" w:eastAsia="Calibri" w:hAnsi="Calibri"/>
-          <w:sz w:val="20"/>
-          <w:szCs w:val="20"/>
-        </w:rPr>
-        <w:t xml:space="preserve"> (a) Fórmulas criadas como </w:t>
-      </w:r>
-      <w:r>
-        <w:rPr>
-          <w:rFonts w:ascii="Calibri" w:cs="Calibri" w:eastAsia="Calibri" w:hAnsi="Calibri"/>
-          <w:b/>
-          <w:bCs/>
-          <w:sz w:val="20"/>
-          <w:szCs w:val="20"/>
-        </w:rPr>
-        <w:t xml:space="preserve">medida</w:t>
-      </w:r>
-      <w:r>
-        <w:rPr>
-          <w:rFonts w:ascii="Calibri" w:cs="Calibri" w:eastAsia="Calibri" w:hAnsi="Calibri"/>
-          <w:sz w:val="20"/>
-          <w:szCs w:val="20"/>
-        </w:rPr>
-        <w:t xml:space="preserve"> em vez de </w:t>
-      </w:r>
-      <w:r>
-        <w:rPr>
-          <w:rFonts w:ascii="Calibri" w:cs="Calibri" w:eastAsia="Calibri" w:hAnsi="Calibri"/>
-          <w:b/>
-          <w:bCs/>
-          <w:sz w:val="20"/>
-          <w:szCs w:val="20"/>
-        </w:rPr>
-        <w:t xml:space="preserve">coluna calculada</w:t>
-      </w:r>
-      <w:r>
-        <w:rPr>
-          <w:rFonts w:ascii="Calibri" w:cs="Calibri" w:eastAsia="Calibri" w:hAnsi="Calibri"/>
-          <w:sz w:val="20"/>
-          <w:szCs w:val="20"/>
-        </w:rPr>
-        <w:t xml:space="preserve"> davam «A single value for column … cannot be determined»: recriei-as como colunas em </w:t>
-      </w:r>
-      <w:r>
-        <w:rPr>
-          <w:rFonts w:ascii="Consolas" w:cs="Consolas" w:eastAsia="Consolas" w:hAnsi="Consolas"/>
-          <w:color w:val="7A1F1F"/>
-          <w:sz w:val="18"/>
-          <w:szCs w:val="18"/>
-        </w:rPr>
-        <w:t xml:space="preserve">encomendas</w:t>
-      </w:r>
-      <w:r>
-        <w:rPr>
-          <w:rFonts w:ascii="Calibri" w:cs="Calibri" w:eastAsia="Calibri" w:hAnsi="Calibri"/>
-          <w:sz w:val="20"/>
-          <w:szCs w:val="20"/>
-        </w:rPr>
-        <w:t xml:space="preserve">; (b) </w:t>
-      </w:r>
-      <w:r>
-        <w:rPr>
-          <w:rFonts w:ascii="Consolas" w:cs="Consolas" w:eastAsia="Consolas" w:hAnsi="Consolas"/>
-          <w:color w:val="7A1F1F"/>
-          <w:sz w:val="18"/>
-          <w:szCs w:val="18"/>
-        </w:rPr>
-        <w:t xml:space="preserve">LOOKUPVALUE</w:t>
-      </w:r>
-      <w:r>
-        <w:rPr>
-          <w:rFonts w:ascii="Calibri" w:cs="Calibri" w:eastAsia="Calibri" w:hAnsi="Calibri"/>
-          <w:sz w:val="20"/>
-          <w:szCs w:val="20"/>
-        </w:rPr>
-        <w:t xml:space="preserve"> falhava por tipos incompatíveis (data vs texto): corrigi os tipos no Power Query; (c) a consulta </w:t>
-      </w:r>
-      <w:r>
-        <w:rPr>
-          <w:rFonts w:ascii="Consolas" w:cs="Consolas" w:eastAsia="Consolas" w:hAnsi="Consolas"/>
-          <w:color w:val="7A1F1F"/>
-          <w:sz w:val="18"/>
-          <w:szCs w:val="18"/>
-        </w:rPr>
-        <w:t xml:space="preserve">encomendas</w:t>
-      </w:r>
-      <w:r>
-        <w:rPr>
-          <w:rFonts w:ascii="Calibri" w:cs="Calibri" w:eastAsia="Calibri" w:hAnsi="Calibri"/>
-          <w:sz w:val="20"/>
-          <w:szCs w:val="20"/>
-        </w:rPr>
-        <w:t xml:space="preserve"> não incluía as colunas das entregas: fundi as duas tabelas (1:1). </w:t>
-      </w:r>
-      <w:r>
-        <w:rPr>
-          <w:rFonts w:ascii="Calibri" w:cs="Calibri" w:eastAsia="Calibri" w:hAnsi="Calibri"/>
-          <w:b/>
-          <w:bCs/>
-          <w:sz w:val="20"/>
-          <w:szCs w:val="20"/>
-        </w:rPr>
-        <w:t xml:space="preserve">Decisão – dias úteis (Q3):</w:t>
-      </w:r>
-      <w:r>
-        <w:rPr>
-          <w:rFonts w:ascii="Calibri" w:cs="Calibri" w:eastAsia="Calibri" w:hAnsi="Calibri"/>
-          <w:sz w:val="20"/>
-          <w:szCs w:val="20"/>
-        </w:rPr>
-        <w:t xml:space="preserve"> o DAX não tem </w:t>
-      </w:r>
-      <w:r>
-        <w:rPr>
-          <w:rFonts w:ascii="Consolas" w:cs="Consolas" w:eastAsia="Consolas" w:hAnsi="Consolas"/>
-          <w:color w:val="7A1F1F"/>
-          <w:sz w:val="18"/>
-          <w:szCs w:val="18"/>
-        </w:rPr>
-        <w:t xml:space="preserve">NETWORKDAYS</w:t>
-      </w:r>
-      <w:r>
-        <w:rPr>
-          <w:rFonts w:ascii="Calibri" w:cs="Calibri" w:eastAsia="Calibri" w:hAnsi="Calibri"/>
-          <w:sz w:val="20"/>
-          <w:szCs w:val="20"/>
-        </w:rPr>
-        <w:t xml:space="preserve"> (função do Excel), por isso usei um contador de dias úteis no calendário (du_antes) e a convenção [encomenda ; expedição[, que muda o resultado: 93,8 % / 91,1 % / 81,4 % / 68,9 % consoante a convenção.</w:t>
       </w:r>
     </w:p>
     <w:p>
@@ -2206,7 +1744,7 @@
           <w:sz w:val="20"/>
           <w:szCs w:val="20"/>
         </w:rPr>
-        <w:t xml:space="preserve"> o visual ajusta um modelo e compara cada categoria com todas as restantes; mostra associações, não causas; é sensível a variáveis redundantes e a fugas de informação, e um fator importante pode explicar pouco do fenómeno (mesmo no Interior, a maioria das entregas chega a tempo). Por isso validei sempre com uma análise independente (matriz) e por estratos (serviço, transportadora, centro) para excluir confundidores.</w:t>
+        <w:t xml:space="preserve"> o visual ajusta um modelo e compara cada categoria com todas as restantes; mostra associações, não causas; é sensível a variáveis redundantes e a fugas de informação, e um fator importante pode explicar pouco do fenómeno (mesmo no Interior, a maioria das entregas chega a tempo). Por isso validei o resultado com uma análise independente (matriz região × serviço) e confirmei que o padrão se mantém em cada serviço.</w:t>
       </w:r>
     </w:p>
     <w:p>
@@ -2229,7 +1767,7 @@
           <w:sz w:val="20"/>
           <w:szCs w:val="20"/>
         </w:rPr>
-        <w:t xml:space="preserve"> as ferramentas aceleram, mas erraram em detalhes (lista de variáveis do ChatGPT com fuga de informação, função inexistente em DAX, convenção de dias úteis). Cada medida foi verificada contra um cálculo independente e as convenções (dias úteis, período comparável, custo logístico por produto) ficaram explícitas e justificadas, porque mudam as conclusões.</w:t>
+        <w:t xml:space="preserve"> o ChatGPT acelerou a aprendizagem, mas errou em detalhes (lista de variáveis com fuga de informação, «fatores» sem sentido, nomes que não existem no meu modelo). Verifiquei cada sugestão nos dados antes de a usar.</w:t>
       </w:r>
     </w:p>
     <w:sectPr>
